--- a/docx/02-ethernet-cableado/boletin-U02-packettracer-resuelto.docx
+++ b/docx/02-ethernet-cableado/boletin-U02-packettracer-resuelto.docx
@@ -15,9 +15,6 @@
             <w:pStyle w:val="TOCHeading"/>
           </w:pPr>
           <w:r>
-            <w:rPr>
-              <w:lang w:val="es-ES"/>
-            </w:rPr>
             <w:t xml:space="preserve">Table of Contents</w:t>
           </w:r>
         </w:p>
@@ -37,9 +34,6 @@
         <w:pStyle w:val="Heading1"/>
       </w:pPr>
       <w:r>
-        <w:rPr>
-          <w:lang w:val="es-ES"/>
-        </w:rPr>
         <w:t xml:space="preserve">Boletín UD2 — Packet Tracer resuelto</w:t>
       </w:r>
     </w:p>
@@ -50,9 +44,6 @@
         <w:pStyle w:val="Heading1"/>
       </w:pPr>
       <w:r>
-        <w:rPr>
-          <w:lang w:val="es-ES"/>
-        </w:rPr>
         <w:t xml:space="preserve">✅ Boletín UD2 — Packet Tracer resuelto</w:t>
       </w:r>
     </w:p>
@@ -61,30 +52,20 @@
         <w:pStyle w:val="BlockText"/>
       </w:pPr>
       <w:r>
-        <w:rPr>
-          <w:lang w:val="es-ES"/>
-        </w:rPr>
         <w:t xml:space="preserve">Misma numeración y enunciados que el</w:t>
       </w:r>
       <w:r>
-        <w:rPr>
-          <w:lang w:val="es-ES"/>
-        </w:rPr>
         <w:t xml:space="preserve"> </w:t>
       </w:r>
       <w:hyperlink r:id="rId10">
         <w:r>
           <w:rPr>
             <w:rStyle w:val="Hyperlink"/>
-            <w:lang w:val="es-ES"/>
           </w:rPr>
           <w:t xml:space="preserve">por-resolver</w:t>
         </w:r>
       </w:hyperlink>
       <w:r>
-        <w:rPr>
-          <w:lang w:val="es-ES"/>
-        </w:rPr>
         <w:t xml:space="preserve">. Aquí tienes el camino completo: qué clicar, qué comando pegar y qué deberías ver.</w:t>
       </w:r>
     </w:p>
@@ -101,9 +82,6 @@
         <w:pStyle w:val="Heading2"/>
       </w:pPr>
       <w:r>
-        <w:rPr>
-          <w:lang w:val="es-ES"/>
-        </w:rPr>
         <w:t xml:space="preserve">1. Primera topología: 3 PC y un switch</w:t>
       </w:r>
     </w:p>
@@ -115,7 +93,6 @@
         <w:rPr>
           <w:b/>
           <w:bCs/>
-          <w:lang w:val="es-ES"/>
         </w:rPr>
         <w:t xml:space="preserve">Solución:</w:t>
       </w:r>
@@ -129,61 +106,38 @@
         </w:numPr>
       </w:pPr>
       <w:r>
-        <w:rPr>
-          <w:lang w:val="es-ES"/>
-        </w:rPr>
         <w:t xml:space="preserve">En PT, coloca</w:t>
       </w:r>
       <w:r>
-        <w:rPr>
-          <w:lang w:val="es-ES"/>
-        </w:rPr>
-        <w:t xml:space="preserve"> </w:t>
-      </w:r>
-      <w:r>
-        <w:rPr>
-          <w:b/>
-          <w:bCs/>
-          <w:lang w:val="es-ES"/>
+        <w:t xml:space="preserve"> </w:t>
+      </w:r>
+      <w:r>
+        <w:rPr>
+          <w:b/>
+          <w:bCs/>
         </w:rPr>
         <w:t xml:space="preserve">3 PCs</w:t>
       </w:r>
       <w:r>
-        <w:rPr>
-          <w:lang w:val="es-ES"/>
-        </w:rPr>
-        <w:t xml:space="preserve"> </w:t>
-      </w:r>
-      <w:r>
-        <w:rPr>
-          <w:lang w:val="es-ES"/>
-        </w:rPr>
+        <w:t xml:space="preserve"> </w:t>
+      </w:r>
+      <w:r>
         <w:t xml:space="preserve">y</w:t>
       </w:r>
       <w:r>
-        <w:rPr>
-          <w:lang w:val="es-ES"/>
-        </w:rPr>
-        <w:t xml:space="preserve"> </w:t>
-      </w:r>
-      <w:r>
-        <w:rPr>
-          <w:b/>
-          <w:bCs/>
-          <w:lang w:val="es-ES"/>
+        <w:t xml:space="preserve"> </w:t>
+      </w:r>
+      <w:r>
+        <w:rPr>
+          <w:b/>
+          <w:bCs/>
         </w:rPr>
         <w:t xml:space="preserve">1 Switch</w:t>
       </w:r>
       <w:r>
-        <w:rPr>
-          <w:lang w:val="es-ES"/>
-        </w:rPr>
-        <w:t xml:space="preserve"> </w:t>
-      </w:r>
-      <w:r>
-        <w:rPr>
-          <w:lang w:val="es-ES"/>
-        </w:rPr>
+        <w:t xml:space="preserve"> </w:t>
+      </w:r>
+      <w:r>
         <w:t xml:space="preserve">(2960 vale).</w:t>
       </w:r>
     </w:p>
@@ -196,35 +150,22 @@
         </w:numPr>
       </w:pPr>
       <w:r>
-        <w:rPr>
-          <w:lang w:val="es-ES"/>
-        </w:rPr>
         <w:t xml:space="preserve">Cable</w:t>
       </w:r>
       <w:r>
-        <w:rPr>
-          <w:lang w:val="es-ES"/>
-        </w:rPr>
-        <w:t xml:space="preserve"> </w:t>
-      </w:r>
-      <w:r>
-        <w:rPr>
-          <w:b/>
-          <w:bCs/>
-          <w:lang w:val="es-ES"/>
+        <w:t xml:space="preserve"> </w:t>
+      </w:r>
+      <w:r>
+        <w:rPr>
+          <w:b/>
+          <w:bCs/>
         </w:rPr>
         <w:t xml:space="preserve">Copper Straight-Through</w:t>
       </w:r>
       <w:r>
-        <w:rPr>
-          <w:lang w:val="es-ES"/>
-        </w:rPr>
-        <w:t xml:space="preserve"> </w:t>
-      </w:r>
-      <w:r>
-        <w:rPr>
-          <w:lang w:val="es-ES"/>
-        </w:rPr>
+        <w:t xml:space="preserve"> </w:t>
+      </w:r>
+      <w:r>
         <w:t xml:space="preserve">de cada PC al switch (PC ↔ switch = directo).</w:t>
       </w:r>
     </w:p>
@@ -237,55 +178,35 @@
         </w:numPr>
       </w:pPr>
       <w:r>
-        <w:rPr>
-          <w:lang w:val="es-ES"/>
-        </w:rPr>
         <w:t xml:space="preserve">Enciende las interfaces si están apagadas (en</w:t>
       </w:r>
       <w:r>
-        <w:rPr>
-          <w:lang w:val="es-ES"/>
-        </w:rPr>
         <w:t xml:space="preserve"> </w:t>
       </w:r>
       <w:r>
         <w:rPr>
           <w:i/>
           <w:iCs/>
-          <w:lang w:val="es-ES"/>
         </w:rPr>
         <w:t xml:space="preserve">Config → FastEthernet</w:t>
       </w:r>
       <w:r>
-        <w:rPr>
-          <w:lang w:val="es-ES"/>
-        </w:rPr>
-        <w:t xml:space="preserve"> </w:t>
-      </w:r>
-      <w:r>
-        <w:rPr>
-          <w:lang w:val="es-ES"/>
-        </w:rPr>
+        <w:t xml:space="preserve"> </w:t>
+      </w:r>
+      <w:r>
         <w:t xml:space="preserve">→</w:t>
       </w:r>
       <w:r>
-        <w:rPr>
-          <w:lang w:val="es-ES"/>
-        </w:rPr>
         <w:t xml:space="preserve"> </w:t>
       </w:r>
       <w:r>
         <w:rPr>
           <w:i/>
           <w:iCs/>
-          <w:lang w:val="es-ES"/>
         </w:rPr>
         <w:t xml:space="preserve">On</w:t>
       </w:r>
       <w:r>
-        <w:rPr>
-          <w:lang w:val="es-ES"/>
-        </w:rPr>
         <w:t xml:space="preserve">).</w:t>
       </w:r>
     </w:p>
@@ -298,29 +219,19 @@
         </w:numPr>
       </w:pPr>
       <w:r>
-        <w:rPr>
-          <w:lang w:val="es-ES"/>
-        </w:rPr>
         <w:t xml:space="preserve">IPs estáticas en</w:t>
       </w:r>
       <w:r>
-        <w:rPr>
-          <w:lang w:val="es-ES"/>
-        </w:rPr>
         <w:t xml:space="preserve"> </w:t>
       </w:r>
       <w:r>
         <w:rPr>
           <w:i/>
           <w:iCs/>
-          <w:lang w:val="es-ES"/>
         </w:rPr>
         <w:t xml:space="preserve">Desktop → IP Configuration</w:t>
       </w:r>
       <w:r>
-        <w:rPr>
-          <w:lang w:val="es-ES"/>
-        </w:rPr>
         <w:t xml:space="preserve">:</w:t>
       </w:r>
     </w:p>
@@ -335,45 +246,30 @@
       <w:r>
         <w:rPr>
           <w:rStyle w:val="VerbatimChar"/>
-          <w:lang w:val="es-ES"/>
         </w:rPr>
         <w:t xml:space="preserve">PC0</w:t>
       </w:r>
       <w:r>
-        <w:rPr>
-          <w:lang w:val="es-ES"/>
-        </w:rPr>
         <w:t xml:space="preserve">:</w:t>
       </w:r>
       <w:r>
-        <w:rPr>
-          <w:lang w:val="es-ES"/>
-        </w:rPr>
         <w:t xml:space="preserve"> </w:t>
       </w:r>
       <w:r>
         <w:rPr>
           <w:rStyle w:val="VerbatimChar"/>
-          <w:lang w:val="es-ES"/>
         </w:rPr>
         <w:t xml:space="preserve">192.168.1.10</w:t>
       </w:r>
       <w:r>
-        <w:rPr>
-          <w:lang w:val="es-ES"/>
-        </w:rPr>
         <w:t xml:space="preserve">, máscara</w:t>
       </w:r>
       <w:r>
-        <w:rPr>
-          <w:lang w:val="es-ES"/>
-        </w:rPr>
         <w:t xml:space="preserve"> </w:t>
       </w:r>
       <w:r>
         <w:rPr>
           <w:rStyle w:val="VerbatimChar"/>
-          <w:lang w:val="es-ES"/>
         </w:rPr>
         <w:t xml:space="preserve">255.255.255.0</w:t>
       </w:r>
@@ -389,26 +285,18 @@
       <w:r>
         <w:rPr>
           <w:rStyle w:val="VerbatimChar"/>
-          <w:lang w:val="es-ES"/>
         </w:rPr>
         <w:t xml:space="preserve">PC1</w:t>
       </w:r>
       <w:r>
-        <w:rPr>
-          <w:lang w:val="es-ES"/>
-        </w:rPr>
         <w:t xml:space="preserve">:</w:t>
       </w:r>
       <w:r>
-        <w:rPr>
-          <w:lang w:val="es-ES"/>
-        </w:rPr>
         <w:t xml:space="preserve"> </w:t>
       </w:r>
       <w:r>
         <w:rPr>
           <w:rStyle w:val="VerbatimChar"/>
-          <w:lang w:val="es-ES"/>
         </w:rPr>
         <w:t xml:space="preserve">192.168.1.11</w:t>
       </w:r>
@@ -424,26 +312,18 @@
       <w:r>
         <w:rPr>
           <w:rStyle w:val="VerbatimChar"/>
-          <w:lang w:val="es-ES"/>
         </w:rPr>
         <w:t xml:space="preserve">PC2</w:t>
       </w:r>
       <w:r>
-        <w:rPr>
-          <w:lang w:val="es-ES"/>
-        </w:rPr>
         <w:t xml:space="preserve">:</w:t>
       </w:r>
       <w:r>
-        <w:rPr>
-          <w:lang w:val="es-ES"/>
-        </w:rPr>
         <w:t xml:space="preserve"> </w:t>
       </w:r>
       <w:r>
         <w:rPr>
           <w:rStyle w:val="VerbatimChar"/>
-          <w:lang w:val="es-ES"/>
         </w:rPr>
         <w:t xml:space="preserve">192.168.1.12</w:t>
       </w:r>
@@ -457,67 +337,43 @@
         </w:numPr>
       </w:pPr>
       <w:r>
-        <w:rPr>
-          <w:lang w:val="es-ES"/>
-        </w:rPr>
         <w:t xml:space="preserve">En</w:t>
       </w:r>
       <w:r>
-        <w:rPr>
-          <w:lang w:val="es-ES"/>
-        </w:rPr>
         <w:t xml:space="preserve"> </w:t>
       </w:r>
       <w:r>
         <w:rPr>
           <w:rStyle w:val="VerbatimChar"/>
-          <w:lang w:val="es-ES"/>
         </w:rPr>
         <w:t xml:space="preserve">PC0</w:t>
       </w:r>
       <w:r>
-        <w:rPr>
-          <w:lang w:val="es-ES"/>
-        </w:rPr>
         <w:t xml:space="preserve">,</w:t>
       </w:r>
       <w:r>
-        <w:rPr>
-          <w:lang w:val="es-ES"/>
-        </w:rPr>
         <w:t xml:space="preserve"> </w:t>
       </w:r>
       <w:r>
         <w:rPr>
           <w:i/>
           <w:iCs/>
-          <w:lang w:val="es-ES"/>
         </w:rPr>
         <w:t xml:space="preserve">Desktop → Command Prompt</w:t>
       </w:r>
       <w:r>
-        <w:rPr>
-          <w:lang w:val="es-ES"/>
-        </w:rPr>
         <w:t xml:space="preserve">:</w:t>
       </w:r>
       <w:r>
-        <w:rPr>
-          <w:lang w:val="es-ES"/>
-        </w:rPr>
         <w:t xml:space="preserve"> </w:t>
       </w:r>
       <w:r>
         <w:rPr>
           <w:rStyle w:val="VerbatimChar"/>
-          <w:lang w:val="es-ES"/>
         </w:rPr>
         <w:t xml:space="preserve">ping 192.168.1.12</w:t>
       </w:r>
       <w:r>
-        <w:rPr>
-          <w:lang w:val="es-ES"/>
-        </w:rPr>
         <w:t xml:space="preserve">.</w:t>
       </w:r>
     </w:p>
@@ -529,20 +385,13 @@
         <w:rPr>
           <w:b/>
           <w:bCs/>
-          <w:lang w:val="es-ES"/>
         </w:rPr>
         <w:t xml:space="preserve">Esperado:</w:t>
       </w:r>
       <w:r>
-        <w:rPr>
-          <w:lang w:val="es-ES"/>
-        </w:rPr>
-        <w:t xml:space="preserve"> </w:t>
-      </w:r>
-      <w:r>
-        <w:rPr>
-          <w:lang w:val="es-ES"/>
-        </w:rPr>
+        <w:t xml:space="preserve"> </w:t>
+      </w:r>
+      <w:r>
         <w:t xml:space="preserve">tras 1–2 echo (el ARP resolviéndose), replies al 100%:</w:t>
       </w:r>
     </w:p>
@@ -553,7 +402,6 @@
       <w:r>
         <w:rPr>
           <w:rStyle w:val="VerbatimChar"/>
-          <w:lang w:val="es-ES"/>
         </w:rPr>
         <w:t xml:space="preserve">Reply from 192.168.1.12: bytes=32 time&lt;1ms TTL=128</w:t>
       </w:r>
@@ -566,46 +414,29 @@
         <w:rPr>
           <w:b/>
           <w:bCs/>
-          <w:lang w:val="es-ES"/>
         </w:rPr>
         <w:t xml:space="preserve">Si falla:</w:t>
       </w:r>
       <w:r>
-        <w:rPr>
-          <w:lang w:val="es-ES"/>
-        </w:rPr>
-        <w:t xml:space="preserve"> </w:t>
-      </w:r>
-      <w:r>
-        <w:rPr>
-          <w:lang w:val="es-ES"/>
-        </w:rPr>
+        <w:t xml:space="preserve"> </w:t>
+      </w:r>
+      <w:r>
         <w:t xml:space="preserve">revisa cable (debe ser straight-through), que todas las IPs estén en la</w:t>
       </w:r>
       <w:r>
-        <w:rPr>
-          <w:lang w:val="es-ES"/>
-        </w:rPr>
-        <w:t xml:space="preserve"> </w:t>
-      </w:r>
-      <w:r>
-        <w:rPr>
-          <w:b/>
-          <w:bCs/>
-          <w:lang w:val="es-ES"/>
+        <w:t xml:space="preserve"> </w:t>
+      </w:r>
+      <w:r>
+        <w:rPr>
+          <w:b/>
+          <w:bCs/>
         </w:rPr>
         <w:t xml:space="preserve">misma subred</w:t>
       </w:r>
       <w:r>
-        <w:rPr>
-          <w:lang w:val="es-ES"/>
-        </w:rPr>
-        <w:t xml:space="preserve"> </w:t>
-      </w:r>
-      <w:r>
-        <w:rPr>
-          <w:lang w:val="es-ES"/>
-        </w:rPr>
+        <w:t xml:space="preserve"> </w:t>
+      </w:r>
+      <w:r>
         <w:t xml:space="preserve">y los LEDs en verde.</w:t>
       </w:r>
     </w:p>
@@ -623,9 +454,6 @@
         <w:pStyle w:val="Heading2"/>
       </w:pPr>
       <w:r>
-        <w:rPr>
-          <w:lang w:val="es-ES"/>
-        </w:rPr>
         <w:t xml:space="preserve">2. PC a PC: ¿qué cable?</w:t>
       </w:r>
     </w:p>
@@ -637,7 +465,6 @@
         <w:rPr>
           <w:b/>
           <w:bCs/>
-          <w:lang w:val="es-ES"/>
         </w:rPr>
         <w:t xml:space="preserve">Solución:</w:t>
       </w:r>
@@ -651,53 +478,33 @@
         </w:numPr>
       </w:pPr>
       <w:r>
-        <w:rPr>
-          <w:lang w:val="es-ES"/>
-        </w:rPr>
         <w:t xml:space="preserve">Quita el switch de la ecuación: solo</w:t>
       </w:r>
       <w:r>
-        <w:rPr>
-          <w:lang w:val="es-ES"/>
-        </w:rPr>
         <w:t xml:space="preserve"> </w:t>
       </w:r>
       <w:r>
         <w:rPr>
           <w:rStyle w:val="VerbatimChar"/>
-          <w:lang w:val="es-ES"/>
         </w:rPr>
         <w:t xml:space="preserve">PC0</w:t>
       </w:r>
       <w:r>
-        <w:rPr>
-          <w:lang w:val="es-ES"/>
-        </w:rPr>
-        <w:t xml:space="preserve"> </w:t>
-      </w:r>
-      <w:r>
-        <w:rPr>
-          <w:lang w:val="es-ES"/>
-        </w:rPr>
+        <w:t xml:space="preserve"> </w:t>
+      </w:r>
+      <w:r>
         <w:t xml:space="preserve">y</w:t>
       </w:r>
       <w:r>
-        <w:rPr>
-          <w:lang w:val="es-ES"/>
-        </w:rPr>
         <w:t xml:space="preserve"> </w:t>
       </w:r>
       <w:r>
         <w:rPr>
           <w:rStyle w:val="VerbatimChar"/>
-          <w:lang w:val="es-ES"/>
         </w:rPr>
         <w:t xml:space="preserve">PC1</w:t>
       </w:r>
       <w:r>
-        <w:rPr>
-          <w:lang w:val="es-ES"/>
-        </w:rPr>
         <w:t xml:space="preserve">, cable de cobre entre sus FastEthernet.</w:t>
       </w:r>
     </w:p>
@@ -710,53 +517,33 @@
         </w:numPr>
       </w:pPr>
       <w:r>
-        <w:rPr>
-          <w:lang w:val="es-ES"/>
-        </w:rPr>
         <w:t xml:space="preserve">Prueba</w:t>
       </w:r>
       <w:r>
-        <w:rPr>
-          <w:lang w:val="es-ES"/>
-        </w:rPr>
         <w:t xml:space="preserve"> </w:t>
       </w:r>
       <w:r>
         <w:rPr>
           <w:rStyle w:val="VerbatimChar"/>
-          <w:lang w:val="es-ES"/>
         </w:rPr>
         <w:t xml:space="preserve">ping 192.168.1.11</w:t>
       </w:r>
       <w:r>
-        <w:rPr>
-          <w:lang w:val="es-ES"/>
-        </w:rPr>
-        <w:t xml:space="preserve"> </w:t>
-      </w:r>
-      <w:r>
-        <w:rPr>
-          <w:lang w:val="es-ES"/>
-        </w:rPr>
+        <w:t xml:space="preserve"> </w:t>
+      </w:r>
+      <w:r>
         <w:t xml:space="preserve">desde</w:t>
       </w:r>
       <w:r>
-        <w:rPr>
-          <w:lang w:val="es-ES"/>
-        </w:rPr>
         <w:t xml:space="preserve"> </w:t>
       </w:r>
       <w:r>
         <w:rPr>
           <w:rStyle w:val="VerbatimChar"/>
-          <w:lang w:val="es-ES"/>
         </w:rPr>
         <w:t xml:space="preserve">PC0</w:t>
       </w:r>
       <w:r>
-        <w:rPr>
-          <w:lang w:val="es-ES"/>
-        </w:rPr>
         <w:t xml:space="preserve">.</w:t>
       </w:r>
     </w:p>
@@ -769,55 +556,35 @@
         </w:numPr>
       </w:pPr>
       <w:r>
-        <w:rPr>
-          <w:lang w:val="es-ES"/>
-        </w:rPr>
         <w:t xml:space="preserve">Si da</w:t>
       </w:r>
       <w:r>
-        <w:rPr>
-          <w:lang w:val="es-ES"/>
-        </w:rPr>
         <w:t xml:space="preserve"> </w:t>
       </w:r>
       <w:r>
         <w:rPr>
           <w:i/>
           <w:iCs/>
-          <w:lang w:val="es-ES"/>
         </w:rPr>
         <w:t xml:space="preserve">Destination host unreachable</w:t>
       </w:r>
       <w:r>
-        <w:rPr>
-          <w:lang w:val="es-ES"/>
-        </w:rPr>
         <w:t xml:space="preserve">, cambia a</w:t>
       </w:r>
       <w:r>
-        <w:rPr>
-          <w:lang w:val="es-ES"/>
-        </w:rPr>
-        <w:t xml:space="preserve"> </w:t>
-      </w:r>
-      <w:r>
-        <w:rPr>
-          <w:b/>
-          <w:bCs/>
-          <w:lang w:val="es-ES"/>
+        <w:t xml:space="preserve"> </w:t>
+      </w:r>
+      <w:r>
+        <w:rPr>
+          <w:b/>
+          <w:bCs/>
         </w:rPr>
         <w:t xml:space="preserve">Copper Cross-Over</w:t>
       </w:r>
       <w:r>
-        <w:rPr>
-          <w:lang w:val="es-ES"/>
-        </w:rPr>
-        <w:t xml:space="preserve"> </w:t>
-      </w:r>
-      <w:r>
-        <w:rPr>
-          <w:lang w:val="es-ES"/>
-        </w:rPr>
+        <w:t xml:space="preserve"> </w:t>
+      </w:r>
+      <w:r>
         <w:t xml:space="preserve">(o comprueba si tu PT conecta automáticamente con Auto-MDI-X).</w:t>
       </w:r>
     </w:p>
@@ -829,72 +596,45 @@
         <w:rPr>
           <w:b/>
           <w:bCs/>
-          <w:lang w:val="es-ES"/>
         </w:rPr>
         <w:t xml:space="preserve">Esperado:</w:t>
       </w:r>
       <w:r>
-        <w:rPr>
-          <w:lang w:val="es-ES"/>
-        </w:rPr>
-        <w:t xml:space="preserve"> </w:t>
-      </w:r>
-      <w:r>
-        <w:rPr>
-          <w:lang w:val="es-ES"/>
-        </w:rPr>
+        <w:t xml:space="preserve"> </w:t>
+      </w:r>
+      <w:r>
         <w:t xml:space="preserve">con el cable</w:t>
       </w:r>
       <w:r>
-        <w:rPr>
-          <w:lang w:val="es-ES"/>
-        </w:rPr>
-        <w:t xml:space="preserve"> </w:t>
-      </w:r>
-      <w:r>
-        <w:rPr>
-          <w:b/>
-          <w:bCs/>
-          <w:lang w:val="es-ES"/>
+        <w:t xml:space="preserve"> </w:t>
+      </w:r>
+      <w:r>
+        <w:rPr>
+          <w:b/>
+          <w:bCs/>
         </w:rPr>
         <w:t xml:space="preserve">cruzado</w:t>
       </w:r>
       <w:r>
-        <w:rPr>
-          <w:lang w:val="es-ES"/>
-        </w:rPr>
-        <w:t xml:space="preserve"> </w:t>
-      </w:r>
-      <w:r>
-        <w:rPr>
-          <w:lang w:val="es-ES"/>
-        </w:rPr>
+        <w:t xml:space="preserve"> </w:t>
+      </w:r>
+      <w:r>
         <w:t xml:space="preserve">(o auto), el ping responde. Con cable</w:t>
       </w:r>
       <w:r>
-        <w:rPr>
-          <w:lang w:val="es-ES"/>
-        </w:rPr>
-        <w:t xml:space="preserve"> </w:t>
-      </w:r>
-      <w:r>
-        <w:rPr>
-          <w:b/>
-          <w:bCs/>
-          <w:lang w:val="es-ES"/>
+        <w:t xml:space="preserve"> </w:t>
+      </w:r>
+      <w:r>
+        <w:rPr>
+          <w:b/>
+          <w:bCs/>
         </w:rPr>
         <w:t xml:space="preserve">directo</w:t>
       </w:r>
       <w:r>
-        <w:rPr>
-          <w:lang w:val="es-ES"/>
-        </w:rPr>
-        <w:t xml:space="preserve"> </w:t>
-      </w:r>
-      <w:r>
-        <w:rPr>
-          <w:lang w:val="es-ES"/>
-        </w:rPr>
+        <w:t xml:space="preserve"> </w:t>
+      </w:r>
+      <w:r>
         <w:t xml:space="preserve">entre dos PCs “iguales”, en PT clásico no hay enlace: el LED se queda en rojo y el ping no sale.</w:t>
       </w:r>
     </w:p>
@@ -906,66 +646,42 @@
         <w:rPr>
           <w:b/>
           <w:bCs/>
-          <w:lang w:val="es-ES"/>
         </w:rPr>
         <w:t xml:space="preserve">Regla:</w:t>
       </w:r>
       <w:r>
-        <w:rPr>
-          <w:lang w:val="es-ES"/>
-        </w:rPr>
-        <w:t xml:space="preserve"> </w:t>
-      </w:r>
-      <w:r>
-        <w:rPr>
-          <w:lang w:val="es-ES"/>
-        </w:rPr>
+        <w:t xml:space="preserve"> </w:t>
+      </w:r>
+      <w:r>
         <w:t xml:space="preserve">PC ↔ PC y switch ↔ switch =</w:t>
       </w:r>
       <w:r>
-        <w:rPr>
-          <w:lang w:val="es-ES"/>
-        </w:rPr>
-        <w:t xml:space="preserve"> </w:t>
-      </w:r>
-      <w:r>
-        <w:rPr>
-          <w:b/>
-          <w:bCs/>
-          <w:lang w:val="es-ES"/>
+        <w:t xml:space="preserve"> </w:t>
+      </w:r>
+      <w:r>
+        <w:rPr>
+          <w:b/>
+          <w:bCs/>
         </w:rPr>
         <w:t xml:space="preserve">cruzado</w:t>
       </w:r>
       <w:r>
-        <w:rPr>
-          <w:lang w:val="es-ES"/>
-        </w:rPr>
         <w:t xml:space="preserve">; PC ↔ switch =</w:t>
       </w:r>
       <w:r>
-        <w:rPr>
-          <w:lang w:val="es-ES"/>
-        </w:rPr>
-        <w:t xml:space="preserve"> </w:t>
-      </w:r>
-      <w:r>
-        <w:rPr>
-          <w:b/>
-          <w:bCs/>
-          <w:lang w:val="es-ES"/>
+        <w:t xml:space="preserve"> </w:t>
+      </w:r>
+      <w:r>
+        <w:rPr>
+          <w:b/>
+          <w:bCs/>
         </w:rPr>
         <w:t xml:space="preserve">directo</w:t>
       </w:r>
       <w:r>
-        <w:rPr>
-          <w:lang w:val="es-ES"/>
-        </w:rPr>
-        <w:t xml:space="preserve"> </w:t>
-      </w:r>
-      <w:r>
-        <w:rPr>
-          <w:lang w:val="es-ES"/>
-        </w:rPr>
+        <w:t xml:space="preserve"> </w:t>
+      </w:r>
+      <w:r>
         <w:t xml:space="preserve">(hoy Auto-MDI-X lo simplifica en hardware real, pero en el examen manda la regla).</w:t>
       </w:r>
     </w:p>
@@ -983,9 +699,6 @@
         <w:pStyle w:val="Heading2"/>
       </w:pPr>
       <w:r>
-        <w:rPr>
-          <w:lang w:val="es-ES"/>
-        </w:rPr>
         <w:t xml:space="preserve">3. La tabla MAC del switch</w:t>
       </w:r>
     </w:p>
@@ -997,7 +710,6 @@
         <w:rPr>
           <w:b/>
           <w:bCs/>
-          <w:lang w:val="es-ES"/>
         </w:rPr>
         <w:t xml:space="preserve">Solución:</w:t>
       </w:r>
@@ -1011,79 +723,49 @@
         </w:numPr>
       </w:pPr>
       <w:r>
-        <w:rPr>
-          <w:lang w:val="es-ES"/>
-        </w:rPr>
         <w:t xml:space="preserve">Clic en</w:t>
       </w:r>
       <w:r>
-        <w:rPr>
-          <w:lang w:val="es-ES"/>
-        </w:rPr>
         <w:t xml:space="preserve"> </w:t>
       </w:r>
       <w:r>
         <w:rPr>
           <w:rStyle w:val="VerbatimChar"/>
-          <w:lang w:val="es-ES"/>
         </w:rPr>
         <w:t xml:space="preserve">Switch0</w:t>
       </w:r>
       <w:r>
-        <w:rPr>
-          <w:lang w:val="es-ES"/>
-        </w:rPr>
-        <w:t xml:space="preserve"> </w:t>
-      </w:r>
-      <w:r>
-        <w:rPr>
-          <w:lang w:val="es-ES"/>
-        </w:rPr>
+        <w:t xml:space="preserve"> </w:t>
+      </w:r>
+      <w:r>
         <w:t xml:space="preserve">→ pestaña</w:t>
       </w:r>
       <w:r>
-        <w:rPr>
-          <w:lang w:val="es-ES"/>
-        </w:rPr>
-        <w:t xml:space="preserve"> </w:t>
-      </w:r>
-      <w:r>
-        <w:rPr>
-          <w:b/>
-          <w:bCs/>
-          <w:lang w:val="es-ES"/>
+        <w:t xml:space="preserve"> </w:t>
+      </w:r>
+      <w:r>
+        <w:rPr>
+          <w:b/>
+          <w:bCs/>
         </w:rPr>
         <w:t xml:space="preserve">CLI</w:t>
       </w:r>
       <w:r>
-        <w:rPr>
-          <w:lang w:val="es-ES"/>
-        </w:rPr>
-        <w:t xml:space="preserve"> </w:t>
-      </w:r>
-      <w:r>
-        <w:rPr>
-          <w:lang w:val="es-ES"/>
-        </w:rPr>
+        <w:t xml:space="preserve"> </w:t>
+      </w:r>
+      <w:r>
         <w:t xml:space="preserve">(Enter si pide initial config dialog →</w:t>
       </w:r>
       <w:r>
-        <w:rPr>
-          <w:lang w:val="es-ES"/>
-        </w:rPr>
         <w:t xml:space="preserve"> </w:t>
       </w:r>
       <w:r>
         <w:rPr>
           <w:rStyle w:val="VerbatimChar"/>
-          <w:lang w:val="es-ES"/>
         </w:rPr>
         <w:t xml:space="preserve">no</w:t>
       </w:r>
       <w:r>
-        <w:rPr>
-          <w:lang w:val="es-ES"/>
-        </w:rPr>
         <w:t xml:space="preserve">).</w:t>
       </w:r>
     </w:p>
@@ -1098,39 +780,25 @@
       <w:r>
         <w:rPr>
           <w:rStyle w:val="VerbatimChar"/>
-          <w:lang w:val="es-ES"/>
         </w:rPr>
         <w:t xml:space="preserve">enable</w:t>
       </w:r>
       <w:r>
-        <w:rPr>
-          <w:lang w:val="es-ES"/>
-        </w:rPr>
-        <w:t xml:space="preserve"> </w:t>
-      </w:r>
-      <w:r>
-        <w:rPr>
-          <w:lang w:val="es-ES"/>
-        </w:rPr>
+        <w:t xml:space="preserve"> </w:t>
+      </w:r>
+      <w:r>
         <w:t xml:space="preserve">(o</w:t>
       </w:r>
       <w:r>
-        <w:rPr>
-          <w:lang w:val="es-ES"/>
-        </w:rPr>
         <w:t xml:space="preserve"> </w:t>
       </w:r>
       <w:r>
         <w:rPr>
           <w:rStyle w:val="VerbatimChar"/>
-          <w:lang w:val="es-ES"/>
         </w:rPr>
         <w:t xml:space="preserve">en</w:t>
       </w:r>
       <w:r>
-        <w:rPr>
-          <w:lang w:val="es-ES"/>
-        </w:rPr>
         <w:t xml:space="preserve">) y luego:</w:t>
       </w:r>
     </w:p>
@@ -1141,7 +809,6 @@
       <w:r>
         <w:rPr>
           <w:rStyle w:val="VerbatimChar"/>
-          <w:lang w:val="es-ES"/>
         </w:rPr>
         <w:t xml:space="preserve">show mac address-table</w:t>
       </w:r>
@@ -1154,20 +821,13 @@
         <w:rPr>
           <w:b/>
           <w:bCs/>
-          <w:lang w:val="es-ES"/>
         </w:rPr>
         <w:t xml:space="preserve">Esperado:</w:t>
       </w:r>
       <w:r>
-        <w:rPr>
-          <w:lang w:val="es-ES"/>
-        </w:rPr>
-        <w:t xml:space="preserve"> </w:t>
-      </w:r>
-      <w:r>
-        <w:rPr>
-          <w:lang w:val="es-ES"/>
-        </w:rPr>
+        <w:t xml:space="preserve"> </w:t>
+      </w:r>
+      <w:r>
         <w:t xml:space="preserve">tras los pings del ejercicio 1, verás entradas tipo:</w:t>
       </w:r>
     </w:p>
@@ -1178,7 +838,6 @@
       <w:r>
         <w:rPr>
           <w:rStyle w:val="VerbatimChar"/>
-          <w:lang w:val="es-ES"/>
         </w:rPr>
         <w:t xml:space="preserve">Vlan    Mac Address       Type        Ports</w:t>
       </w:r>
@@ -1188,7 +847,6 @@
       <w:r>
         <w:rPr>
           <w:rStyle w:val="VerbatimChar"/>
-          <w:lang w:val="es-ES"/>
         </w:rPr>
         <w:t xml:space="preserve">----    -----------       --------    -----</w:t>
       </w:r>
@@ -1198,7 +856,6 @@
       <w:r>
         <w:rPr>
           <w:rStyle w:val="VerbatimChar"/>
-          <w:lang w:val="es-ES"/>
         </w:rPr>
         <w:t xml:space="preserve">   1    00D0.xxxx.xxA     DYNAMIC     Fa0/1</w:t>
       </w:r>
@@ -1208,7 +865,6 @@
       <w:r>
         <w:rPr>
           <w:rStyle w:val="VerbatimChar"/>
-          <w:lang w:val="es-ES"/>
         </w:rPr>
         <w:t xml:space="preserve">   1    00D0.xxxx.xxB     DYNAMIC     Fa0/2</w:t>
       </w:r>
@@ -1218,53 +874,33 @@
         <w:pStyle w:val="FirstParagraph"/>
       </w:pPr>
       <w:r>
-        <w:rPr>
-          <w:lang w:val="es-ES"/>
-        </w:rPr>
         <w:t xml:space="preserve">Cada MAC aprendida apunta al puerto de la PC correspondiente. Si está vacía: haz</w:t>
       </w:r>
       <w:r>
-        <w:rPr>
-          <w:lang w:val="es-ES"/>
-        </w:rPr>
         <w:t xml:space="preserve"> </w:t>
       </w:r>
       <w:r>
         <w:rPr>
           <w:rStyle w:val="VerbatimChar"/>
-          <w:lang w:val="es-ES"/>
         </w:rPr>
         <w:t xml:space="preserve">ping</w:t>
       </w:r>
       <w:r>
-        <w:rPr>
-          <w:lang w:val="es-ES"/>
-        </w:rPr>
-        <w:t xml:space="preserve"> </w:t>
-      </w:r>
-      <w:r>
-        <w:rPr>
-          <w:lang w:val="es-ES"/>
-        </w:rPr>
+        <w:t xml:space="preserve"> </w:t>
+      </w:r>
+      <w:r>
         <w:t xml:space="preserve">otra vez y repite el</w:t>
       </w:r>
       <w:r>
-        <w:rPr>
-          <w:lang w:val="es-ES"/>
-        </w:rPr>
         <w:t xml:space="preserve"> </w:t>
       </w:r>
       <w:r>
         <w:rPr>
           <w:rStyle w:val="VerbatimChar"/>
-          <w:lang w:val="es-ES"/>
         </w:rPr>
         <w:t xml:space="preserve">show</w:t>
       </w:r>
       <w:r>
-        <w:rPr>
-          <w:lang w:val="es-ES"/>
-        </w:rPr>
         <w:t xml:space="preserve">.</w:t>
       </w:r>
     </w:p>
@@ -1282,9 +918,6 @@
         <w:pStyle w:val="Heading2"/>
       </w:pPr>
       <w:r>
-        <w:rPr>
-          <w:lang w:val="es-ES"/>
-        </w:rPr>
         <w:t xml:space="preserve">4. Fallo de capa 1 a propósito</w:t>
       </w:r>
     </w:p>
@@ -1296,7 +929,6 @@
         <w:rPr>
           <w:b/>
           <w:bCs/>
-          <w:lang w:val="es-ES"/>
         </w:rPr>
         <w:t xml:space="preserve">Solución:</w:t>
       </w:r>
@@ -1310,54 +942,34 @@
         </w:numPr>
       </w:pPr>
       <w:r>
-        <w:rPr>
-          <w:lang w:val="es-ES"/>
-        </w:rPr>
         <w:t xml:space="preserve">Selecciona el cable de</w:t>
       </w:r>
       <w:r>
-        <w:rPr>
-          <w:lang w:val="es-ES"/>
-        </w:rPr>
         <w:t xml:space="preserve"> </w:t>
       </w:r>
       <w:r>
         <w:rPr>
           <w:rStyle w:val="VerbatimChar"/>
-          <w:lang w:val="es-ES"/>
         </w:rPr>
         <w:t xml:space="preserve">PC0</w:t>
       </w:r>
       <w:r>
-        <w:rPr>
-          <w:lang w:val="es-ES"/>
-        </w:rPr>
-        <w:t xml:space="preserve"> </w:t>
-      </w:r>
-      <w:r>
-        <w:rPr>
-          <w:lang w:val="es-ES"/>
-        </w:rPr>
+        <w:t xml:space="preserve"> </w:t>
+      </w:r>
+      <w:r>
         <w:t xml:space="preserve">y bórralo (o en la interfaz de la PC:</w:t>
       </w:r>
       <w:r>
-        <w:rPr>
-          <w:lang w:val="es-ES"/>
-        </w:rPr>
         <w:t xml:space="preserve"> </w:t>
       </w:r>
       <w:r>
         <w:rPr>
           <w:i/>
           <w:iCs/>
-          <w:lang w:val="es-ES"/>
         </w:rPr>
         <w:t xml:space="preserve">Config → FastEthernet → Off</w:t>
       </w:r>
       <w:r>
-        <w:rPr>
-          <w:lang w:val="es-ES"/>
-        </w:rPr>
         <w:t xml:space="preserve">).</w:t>
       </w:r>
     </w:p>
@@ -1372,26 +984,16 @@
       <w:r>
         <w:rPr>
           <w:rStyle w:val="VerbatimChar"/>
-          <w:lang w:val="es-ES"/>
         </w:rPr>
         <w:t xml:space="preserve">ping 192.168.1.11</w:t>
       </w:r>
       <w:r>
-        <w:rPr>
-          <w:lang w:val="es-ES"/>
-        </w:rPr>
-        <w:t xml:space="preserve"> </w:t>
-      </w:r>
-      <w:r>
-        <w:rPr>
-          <w:lang w:val="es-ES"/>
-        </w:rPr>
+        <w:t xml:space="preserve"> </w:t>
+      </w:r>
+      <w:r>
         <w:t xml:space="preserve">desde</w:t>
       </w:r>
       <w:r>
-        <w:rPr>
-          <w:lang w:val="es-ES"/>
-        </w:rPr>
         <w:t xml:space="preserve"> </w:t>
       </w:r>
       <w:r>
@@ -1399,20 +1001,13 @@
           <w:rStyle w:val="VerbatimChar"/>
           <w:b/>
           <w:bCs/>
-          <w:lang w:val="es-ES"/>
         </w:rPr>
         <w:t xml:space="preserve">PC1</w:t>
       </w:r>
       <w:r>
-        <w:rPr>
-          <w:lang w:val="es-ES"/>
-        </w:rPr>
-        <w:t xml:space="preserve"> </w:t>
-      </w:r>
-      <w:r>
-        <w:rPr>
-          <w:lang w:val="es-ES"/>
-        </w:rPr>
+        <w:t xml:space="preserve"> </w:t>
+      </w:r>
+      <w:r>
         <w:t xml:space="preserve">(no depende del cable de PC0): debe responder igual.</w:t>
       </w:r>
     </w:p>
@@ -1427,26 +1022,16 @@
       <w:r>
         <w:rPr>
           <w:rStyle w:val="VerbatimChar"/>
-          <w:lang w:val="es-ES"/>
         </w:rPr>
         <w:t xml:space="preserve">ping 192.168.1.11</w:t>
       </w:r>
       <w:r>
-        <w:rPr>
-          <w:lang w:val="es-ES"/>
-        </w:rPr>
-        <w:t xml:space="preserve"> </w:t>
-      </w:r>
-      <w:r>
-        <w:rPr>
-          <w:lang w:val="es-ES"/>
-        </w:rPr>
+        <w:t xml:space="preserve"> </w:t>
+      </w:r>
+      <w:r>
         <w:t xml:space="preserve">desde</w:t>
       </w:r>
       <w:r>
-        <w:rPr>
-          <w:lang w:val="es-ES"/>
-        </w:rPr>
         <w:t xml:space="preserve"> </w:t>
       </w:r>
       <w:r>
@@ -1454,14 +1039,10 @@
           <w:rStyle w:val="VerbatimChar"/>
           <w:b/>
           <w:bCs/>
-          <w:lang w:val="es-ES"/>
         </w:rPr>
         <w:t xml:space="preserve">PC0</w:t>
       </w:r>
       <w:r>
-        <w:rPr>
-          <w:lang w:val="es-ES"/>
-        </w:rPr>
         <w:t xml:space="preserve">: falla.</w:t>
       </w:r>
     </w:p>
@@ -1473,7 +1054,6 @@
         <w:rPr>
           <w:b/>
           <w:bCs/>
-          <w:lang w:val="es-ES"/>
         </w:rPr>
         <w:t xml:space="preserve">Interpretación:</w:t>
       </w:r>
@@ -1487,29 +1067,19 @@
         </w:numPr>
       </w:pPr>
       <w:r>
-        <w:rPr>
-          <w:lang w:val="es-ES"/>
-        </w:rPr>
         <w:t xml:space="preserve">Solo el host desconectado pierde conectividad → el fallo es</w:t>
       </w:r>
       <w:r>
-        <w:rPr>
-          <w:lang w:val="es-ES"/>
-        </w:rPr>
-        <w:t xml:space="preserve"> </w:t>
-      </w:r>
-      <w:r>
-        <w:rPr>
-          <w:b/>
-          <w:bCs/>
-          <w:lang w:val="es-ES"/>
+        <w:t xml:space="preserve"> </w:t>
+      </w:r>
+      <w:r>
+        <w:rPr>
+          <w:b/>
+          <w:bCs/>
         </w:rPr>
         <w:t xml:space="preserve">enlace físico del PC0</w:t>
       </w:r>
       <w:r>
-        <w:rPr>
-          <w:lang w:val="es-ES"/>
-        </w:rPr>
         <w:t xml:space="preserve">, capa 1.</w:t>
       </w:r>
     </w:p>
@@ -1522,9 +1092,6 @@
         </w:numPr>
       </w:pPr>
       <w:r>
-        <w:rPr>
-          <w:lang w:val="es-ES"/>
-        </w:rPr>
         <w:t xml:space="preserve">Si se hubiera ido el cable del switch hacia todos, fallaría para todos: ahí el problema sería el enlace/trunk o el switch.</w:t>
       </w:r>
     </w:p>
@@ -1537,61 +1104,38 @@
         </w:numPr>
       </w:pPr>
       <w:r>
-        <w:rPr>
-          <w:lang w:val="es-ES"/>
-        </w:rPr>
         <w:t xml:space="preserve">En OSI: el</w:t>
       </w:r>
       <w:r>
-        <w:rPr>
-          <w:lang w:val="es-ES"/>
-        </w:rPr>
         <w:t xml:space="preserve"> </w:t>
       </w:r>
       <w:r>
         <w:rPr>
           <w:i/>
           <w:iCs/>
-          <w:lang w:val="es-ES"/>
         </w:rPr>
         <w:t xml:space="preserve">ping</w:t>
       </w:r>
       <w:r>
-        <w:rPr>
-          <w:lang w:val="es-ES"/>
-        </w:rPr>
-        <w:t xml:space="preserve"> </w:t>
-      </w:r>
-      <w:r>
-        <w:rPr>
-          <w:lang w:val="es-ES"/>
-        </w:rPr>
+        <w:t xml:space="preserve"> </w:t>
+      </w:r>
+      <w:r>
         <w:t xml:space="preserve">de PC0 no genera trama en la red → fallo</w:t>
       </w:r>
       <w:r>
-        <w:rPr>
-          <w:lang w:val="es-ES"/>
-        </w:rPr>
-        <w:t xml:space="preserve"> </w:t>
-      </w:r>
-      <w:r>
-        <w:rPr>
-          <w:b/>
-          <w:bCs/>
-          <w:lang w:val="es-ES"/>
+        <w:t xml:space="preserve"> </w:t>
+      </w:r>
+      <w:r>
+        <w:rPr>
+          <w:b/>
+          <w:bCs/>
         </w:rPr>
         <w:t xml:space="preserve">capa 1</w:t>
       </w:r>
       <w:r>
-        <w:rPr>
-          <w:lang w:val="es-ES"/>
-        </w:rPr>
-        <w:t xml:space="preserve"> </w:t>
-      </w:r>
-      <w:r>
-        <w:rPr>
-          <w:lang w:val="es-ES"/>
-        </w:rPr>
+        <w:t xml:space="preserve"> </w:t>
+      </w:r>
+      <w:r>
         <w:t xml:space="preserve">(medio), no de direccionamiento.</w:t>
       </w:r>
     </w:p>
@@ -1609,9 +1153,6 @@
         <w:pStyle w:val="Heading2"/>
       </w:pPr>
       <w:r>
-        <w:rPr>
-          <w:lang w:val="es-ES"/>
-        </w:rPr>
         <w:t xml:space="preserve">5. Modo Simulation: sigue la trama</w:t>
       </w:r>
     </w:p>
@@ -1623,7 +1164,6 @@
         <w:rPr>
           <w:b/>
           <w:bCs/>
-          <w:lang w:val="es-ES"/>
         </w:rPr>
         <w:t xml:space="preserve">Solución:</w:t>
       </w:r>
@@ -1637,55 +1177,35 @@
         </w:numPr>
       </w:pPr>
       <w:r>
-        <w:rPr>
-          <w:lang w:val="es-ES"/>
-        </w:rPr>
         <w:t xml:space="preserve">Abajo a la derecha:</w:t>
       </w:r>
       <w:r>
-        <w:rPr>
-          <w:lang w:val="es-ES"/>
-        </w:rPr>
-        <w:t xml:space="preserve"> </w:t>
-      </w:r>
-      <w:r>
-        <w:rPr>
-          <w:b/>
-          <w:bCs/>
-          <w:lang w:val="es-ES"/>
+        <w:t xml:space="preserve"> </w:t>
+      </w:r>
+      <w:r>
+        <w:rPr>
+          <w:b/>
+          <w:bCs/>
         </w:rPr>
         <w:t xml:space="preserve">Simulation</w:t>
       </w:r>
       <w:r>
-        <w:rPr>
-          <w:lang w:val="es-ES"/>
-        </w:rPr>
-        <w:t xml:space="preserve"> </w:t>
-      </w:r>
-      <w:r>
-        <w:rPr>
-          <w:lang w:val="es-ES"/>
-        </w:rPr>
+        <w:t xml:space="preserve"> </w:t>
+      </w:r>
+      <w:r>
         <w:t xml:space="preserve">(junto a</w:t>
       </w:r>
       <w:r>
-        <w:rPr>
-          <w:lang w:val="es-ES"/>
-        </w:rPr>
         <w:t xml:space="preserve"> </w:t>
       </w:r>
       <w:r>
         <w:rPr>
           <w:i/>
           <w:iCs/>
-          <w:lang w:val="es-ES"/>
         </w:rPr>
         <w:t xml:space="preserve">Realtime</w:t>
       </w:r>
       <w:r>
-        <w:rPr>
-          <w:lang w:val="es-ES"/>
-        </w:rPr>
         <w:t xml:space="preserve">).</w:t>
       </w:r>
     </w:p>
@@ -1698,55 +1218,35 @@
         </w:numPr>
       </w:pPr>
       <w:r>
-        <w:rPr>
-          <w:lang w:val="es-ES"/>
-        </w:rPr>
         <w:t xml:space="preserve">En</w:t>
       </w:r>
       <w:r>
-        <w:rPr>
-          <w:lang w:val="es-ES"/>
-        </w:rPr>
         <w:t xml:space="preserve"> </w:t>
       </w:r>
       <w:r>
         <w:rPr>
           <w:i/>
           <w:iCs/>
-          <w:lang w:val="es-ES"/>
         </w:rPr>
         <w:t xml:space="preserve">Simulation Panel</w:t>
       </w:r>
       <w:r>
-        <w:rPr>
-          <w:lang w:val="es-ES"/>
-        </w:rPr>
         <w:t xml:space="preserve">, filtra o añade solo</w:t>
       </w:r>
       <w:r>
-        <w:rPr>
-          <w:lang w:val="es-ES"/>
-        </w:rPr>
-        <w:t xml:space="preserve"> </w:t>
-      </w:r>
-      <w:r>
-        <w:rPr>
-          <w:b/>
-          <w:bCs/>
-          <w:lang w:val="es-ES"/>
+        <w:t xml:space="preserve"> </w:t>
+      </w:r>
+      <w:r>
+        <w:rPr>
+          <w:b/>
+          <w:bCs/>
         </w:rPr>
         <w:t xml:space="preserve">ICMP</w:t>
       </w:r>
       <w:r>
-        <w:rPr>
-          <w:lang w:val="es-ES"/>
-        </w:rPr>
-        <w:t xml:space="preserve"> </w:t>
-      </w:r>
-      <w:r>
-        <w:rPr>
-          <w:lang w:val="es-ES"/>
-        </w:rPr>
+        <w:t xml:space="preserve"> </w:t>
+      </w:r>
+      <w:r>
         <w:t xml:space="preserve">si hay demasiados protocolos.</w:t>
       </w:r>
     </w:p>
@@ -1761,71 +1261,44 @@
       <w:r>
         <w:rPr>
           <w:rStyle w:val="VerbatimChar"/>
-          <w:lang w:val="es-ES"/>
         </w:rPr>
         <w:t xml:space="preserve">PC0</w:t>
       </w:r>
       <w:r>
-        <w:rPr>
-          <w:lang w:val="es-ES"/>
-        </w:rPr>
-        <w:t xml:space="preserve"> </w:t>
-      </w:r>
-      <w:r>
-        <w:rPr>
-          <w:lang w:val="es-ES"/>
-        </w:rPr>
+        <w:t xml:space="preserve"> </w:t>
+      </w:r>
+      <w:r>
         <w:t xml:space="preserve">→ Command Prompt →</w:t>
       </w:r>
       <w:r>
-        <w:rPr>
-          <w:lang w:val="es-ES"/>
-        </w:rPr>
         <w:t xml:space="preserve"> </w:t>
       </w:r>
       <w:r>
         <w:rPr>
           <w:rStyle w:val="VerbatimChar"/>
-          <w:lang w:val="es-ES"/>
         </w:rPr>
         <w:t xml:space="preserve">ping 192.168.1.11</w:t>
       </w:r>
       <w:r>
-        <w:rPr>
-          <w:lang w:val="es-ES"/>
-        </w:rPr>
-        <w:t xml:space="preserve"> </w:t>
-      </w:r>
-      <w:r>
-        <w:rPr>
-          <w:lang w:val="es-ES"/>
-        </w:rPr>
+        <w:t xml:space="preserve"> </w:t>
+      </w:r>
+      <w:r>
         <w:t xml:space="preserve">→ botón</w:t>
       </w:r>
       <w:r>
-        <w:rPr>
-          <w:lang w:val="es-ES"/>
-        </w:rPr>
-        <w:t xml:space="preserve"> </w:t>
-      </w:r>
-      <w:r>
-        <w:rPr>
-          <w:b/>
-          <w:bCs/>
-          <w:lang w:val="es-ES"/>
+        <w:t xml:space="preserve"> </w:t>
+      </w:r>
+      <w:r>
+        <w:rPr>
+          <w:b/>
+          <w:bCs/>
         </w:rPr>
         <w:t xml:space="preserve">Capture / Forward</w:t>
       </w:r>
       <w:r>
-        <w:rPr>
-          <w:lang w:val="es-ES"/>
-        </w:rPr>
-        <w:t xml:space="preserve"> </w:t>
-      </w:r>
-      <w:r>
-        <w:rPr>
-          <w:lang w:val="es-ES"/>
-        </w:rPr>
+        <w:t xml:space="preserve"> </w:t>
+      </w:r>
+      <w:r>
         <w:t xml:space="preserve">(▶) en cada evento.</w:t>
       </w:r>
     </w:p>
@@ -1837,7 +1310,6 @@
         <w:rPr>
           <w:b/>
           <w:bCs/>
-          <w:lang w:val="es-ES"/>
         </w:rPr>
         <w:t xml:space="preserve">Esperado (flujo típico):</w:t>
       </w:r>
@@ -1851,29 +1323,19 @@
         </w:numPr>
       </w:pPr>
       <w:r>
-        <w:rPr>
-          <w:lang w:val="es-ES"/>
-        </w:rPr>
         <w:t xml:space="preserve">PC0 encapsula ICMP en</w:t>
       </w:r>
       <w:r>
-        <w:rPr>
-          <w:lang w:val="es-ES"/>
-        </w:rPr>
-        <w:t xml:space="preserve"> </w:t>
-      </w:r>
-      <w:r>
-        <w:rPr>
-          <w:b/>
-          <w:bCs/>
-          <w:lang w:val="es-ES"/>
+        <w:t xml:space="preserve"> </w:t>
+      </w:r>
+      <w:r>
+        <w:rPr>
+          <w:b/>
+          <w:bCs/>
         </w:rPr>
         <w:t xml:space="preserve">Ethernet</w:t>
       </w:r>
       <w:r>
-        <w:rPr>
-          <w:lang w:val="es-ES"/>
-        </w:rPr>
         <w:t xml:space="preserve">: origen MAC de PC0, destino MAC del switch (broadcast ARP antes, si no hay cache).</w:t>
       </w:r>
     </w:p>
@@ -1886,9 +1348,6 @@
         </w:numPr>
       </w:pPr>
       <w:r>
-        <w:rPr>
-          <w:lang w:val="es-ES"/>
-        </w:rPr>
         <w:t xml:space="preserve">Switch recibe, mira su tabla MAC, sale por el puerto de PC1.</w:t>
       </w:r>
     </w:p>
@@ -1901,9 +1360,6 @@
         </w:numPr>
       </w:pPr>
       <w:r>
-        <w:rPr>
-          <w:lang w:val="es-ES"/>
-        </w:rPr>
         <w:t xml:space="preserve">PC1 contesta: ICMP reply con MACs invertidas.</w:t>
       </w:r>
     </w:p>
@@ -1912,55 +1368,35 @@
         <w:pStyle w:val="FirstParagraph"/>
       </w:pPr>
       <w:r>
-        <w:rPr>
-          <w:lang w:val="es-ES"/>
-        </w:rPr>
         <w:t xml:space="preserve">En cada sobre, pestaña</w:t>
       </w:r>
       <w:r>
-        <w:rPr>
-          <w:lang w:val="es-ES"/>
-        </w:rPr>
         <w:t xml:space="preserve"> </w:t>
       </w:r>
       <w:r>
         <w:rPr>
           <w:i/>
           <w:iCs/>
-          <w:lang w:val="es-ES"/>
         </w:rPr>
         <w:t xml:space="preserve">Outbound PDU details</w:t>
       </w:r>
       <w:r>
-        <w:rPr>
-          <w:lang w:val="es-ES"/>
-        </w:rPr>
         <w:t xml:space="preserve">: confirma</w:t>
       </w:r>
       <w:r>
-        <w:rPr>
-          <w:lang w:val="es-ES"/>
-        </w:rPr>
-        <w:t xml:space="preserve"> </w:t>
-      </w:r>
-      <w:r>
-        <w:rPr>
-          <w:b/>
-          <w:bCs/>
-          <w:lang w:val="es-ES"/>
+        <w:t xml:space="preserve"> </w:t>
+      </w:r>
+      <w:r>
+        <w:rPr>
+          <w:b/>
+          <w:bCs/>
         </w:rPr>
         <w:t xml:space="preserve">EtherType</w:t>
       </w:r>
       <w:r>
-        <w:rPr>
-          <w:lang w:val="es-ES"/>
-        </w:rPr>
-        <w:t xml:space="preserve"> </w:t>
-      </w:r>
-      <w:r>
-        <w:rPr>
-          <w:lang w:val="es-ES"/>
-        </w:rPr>
+        <w:t xml:space="preserve"> </w:t>
+      </w:r>
+      <w:r>
         <w:t xml:space="preserve">y direcciones MAC en cada salto (la IP de capa 3 no cambia en la LAN; las MAC se actualizan por enlace).</w:t>
       </w:r>
     </w:p>
@@ -1978,9 +1414,6 @@
         <w:pStyle w:val="Heading2"/>
       </w:pPr>
       <w:r>
-        <w:rPr>
-          <w:lang w:val="es-ES"/>
-        </w:rPr>
         <w:t xml:space="preserve">6. Wireshark: EtherType de un ping</w:t>
       </w:r>
     </w:p>
@@ -1992,7 +1425,6 @@
         <w:rPr>
           <w:b/>
           <w:bCs/>
-          <w:lang w:val="es-ES"/>
         </w:rPr>
         <w:t xml:space="preserve">Solución (Wireshark real o detalle de capas de PT):</w:t>
       </w:r>
@@ -2006,34 +1438,21 @@
         </w:numPr>
       </w:pPr>
       <w:r>
-        <w:rPr>
-          <w:lang w:val="es-ES"/>
-        </w:rPr>
         <w:t xml:space="preserve">Captura en la interfaz de</w:t>
       </w:r>
       <w:r>
-        <w:rPr>
-          <w:lang w:val="es-ES"/>
-        </w:rPr>
         <w:t xml:space="preserve"> </w:t>
       </w:r>
       <w:r>
         <w:rPr>
           <w:rStyle w:val="VerbatimChar"/>
-          <w:lang w:val="es-ES"/>
         </w:rPr>
         <w:t xml:space="preserve">PC0</w:t>
       </w:r>
       <w:r>
-        <w:rPr>
-          <w:lang w:val="es-ES"/>
-        </w:rPr>
-        <w:t xml:space="preserve"> </w:t>
-      </w:r>
-      <w:r>
-        <w:rPr>
-          <w:lang w:val="es-ES"/>
-        </w:rPr>
+        <w:t xml:space="preserve"> </w:t>
+      </w:r>
+      <w:r>
         <w:t xml:space="preserve">(o exporta tráfico de PT).</w:t>
       </w:r>
     </w:p>
@@ -2048,20 +1467,13 @@
       <w:r>
         <w:rPr>
           <w:rStyle w:val="VerbatimChar"/>
-          <w:lang w:val="es-ES"/>
         </w:rPr>
         <w:t xml:space="preserve">ping 192.168.1.11</w:t>
       </w:r>
       <w:r>
-        <w:rPr>
-          <w:lang w:val="es-ES"/>
-        </w:rPr>
-        <w:t xml:space="preserve"> </w:t>
-      </w:r>
-      <w:r>
-        <w:rPr>
-          <w:lang w:val="es-ES"/>
-        </w:rPr>
+        <w:t xml:space="preserve"> </w:t>
+      </w:r>
+      <w:r>
         <w:t xml:space="preserve">→ para la captura.</w:t>
       </w:r>
     </w:p>
@@ -2074,28 +1486,18 @@
         </w:numPr>
       </w:pPr>
       <w:r>
-        <w:rPr>
-          <w:lang w:val="es-ES"/>
-        </w:rPr>
         <w:t xml:space="preserve">Filtro:</w:t>
       </w:r>
       <w:r>
-        <w:rPr>
-          <w:lang w:val="es-ES"/>
-        </w:rPr>
         <w:t xml:space="preserve"> </w:t>
       </w:r>
       <w:r>
         <w:rPr>
           <w:rStyle w:val="VerbatimChar"/>
-          <w:lang w:val="es-ES"/>
         </w:rPr>
         <w:t xml:space="preserve">icmp</w:t>
       </w:r>
       <w:r>
-        <w:rPr>
-          <w:lang w:val="es-ES"/>
-        </w:rPr>
         <w:t xml:space="preserve">.</w:t>
       </w:r>
     </w:p>
@@ -2108,29 +1510,19 @@
         </w:numPr>
       </w:pPr>
       <w:r>
-        <w:rPr>
-          <w:lang w:val="es-ES"/>
-        </w:rPr>
         <w:t xml:space="preserve">Clic en una trama → árbol</w:t>
       </w:r>
       <w:r>
-        <w:rPr>
-          <w:lang w:val="es-ES"/>
-        </w:rPr>
-        <w:t xml:space="preserve"> </w:t>
-      </w:r>
-      <w:r>
-        <w:rPr>
-          <w:b/>
-          <w:bCs/>
-          <w:lang w:val="es-ES"/>
+        <w:t xml:space="preserve"> </w:t>
+      </w:r>
+      <w:r>
+        <w:rPr>
+          <w:b/>
+          <w:bCs/>
         </w:rPr>
         <w:t xml:space="preserve">Ethernet II</w:t>
       </w:r>
       <w:r>
-        <w:rPr>
-          <w:lang w:val="es-ES"/>
-        </w:rPr>
         <w:t xml:space="preserve">.</w:t>
       </w:r>
     </w:p>
@@ -2142,7 +1534,6 @@
         <w:rPr>
           <w:b/>
           <w:bCs/>
-          <w:lang w:val="es-ES"/>
         </w:rPr>
         <w:t xml:space="preserve">Esperado:</w:t>
       </w:r>
@@ -2168,9 +1559,6 @@
               <w:pStyle w:val="Compact"/>
             </w:pPr>
             <w:r>
-              <w:rPr>
-                <w:lang w:val="es-ES"/>
-              </w:rPr>
               <w:t xml:space="preserve">Campo</w:t>
             </w:r>
           </w:p>
@@ -2182,9 +1570,6 @@
               <w:pStyle w:val="Compact"/>
             </w:pPr>
             <w:r>
-              <w:rPr>
-                <w:lang w:val="es-ES"/>
-              </w:rPr>
               <w:t xml:space="preserve">Valor típico</w:t>
             </w:r>
           </w:p>
@@ -2198,9 +1583,6 @@
               <w:pStyle w:val="Compact"/>
             </w:pPr>
             <w:r>
-              <w:rPr>
-                <w:lang w:val="es-ES"/>
-              </w:rPr>
               <w:t xml:space="preserve">Destination</w:t>
             </w:r>
           </w:p>
@@ -2212,34 +1594,21 @@
               <w:pStyle w:val="Compact"/>
             </w:pPr>
             <w:r>
-              <w:rPr>
-                <w:lang w:val="es-ES"/>
-              </w:rPr>
               <w:t xml:space="preserve">MAC de</w:t>
             </w:r>
             <w:r>
-              <w:rPr>
-                <w:lang w:val="es-ES"/>
-              </w:rPr>
               <w:t xml:space="preserve"> </w:t>
             </w:r>
             <w:r>
               <w:rPr>
                 <w:rStyle w:val="VerbatimChar"/>
-                <w:lang w:val="es-ES"/>
               </w:rPr>
               <w:t xml:space="preserve">PC1</w:t>
             </w:r>
             <w:r>
-              <w:rPr>
-                <w:lang w:val="es-ES"/>
-              </w:rPr>
               <w:t xml:space="preserve"> </w:t>
             </w:r>
             <w:r>
-              <w:rPr>
-                <w:lang w:val="es-ES"/>
-              </w:rPr>
               <w:t xml:space="preserve">(o del switch en el 1er salto)</w:t>
             </w:r>
           </w:p>
@@ -2253,9 +1622,6 @@
               <w:pStyle w:val="Compact"/>
             </w:pPr>
             <w:r>
-              <w:rPr>
-                <w:lang w:val="es-ES"/>
-              </w:rPr>
               <w:t xml:space="preserve">Source</w:t>
             </w:r>
           </w:p>
@@ -2267,21 +1633,14 @@
               <w:pStyle w:val="Compact"/>
             </w:pPr>
             <w:r>
-              <w:rPr>
-                <w:lang w:val="es-ES"/>
-              </w:rPr>
               <w:t xml:space="preserve">MAC de</w:t>
             </w:r>
             <w:r>
-              <w:rPr>
-                <w:lang w:val="es-ES"/>
-              </w:rPr>
               <w:t xml:space="preserve"> </w:t>
             </w:r>
             <w:r>
               <w:rPr>
                 <w:rStyle w:val="VerbatimChar"/>
-                <w:lang w:val="es-ES"/>
               </w:rPr>
               <w:t xml:space="preserve">PC0</w:t>
             </w:r>
@@ -2296,9 +1655,6 @@
               <w:pStyle w:val="Compact"/>
             </w:pPr>
             <w:r>
-              <w:rPr>
-                <w:lang w:val="es-ES"/>
-              </w:rPr>
               <w:t xml:space="preserve">Type</w:t>
             </w:r>
           </w:p>
@@ -2313,7 +1669,6 @@
               <w:rPr>
                 <w:b/>
                 <w:bCs/>
-                <w:lang w:val="es-ES"/>
               </w:rPr>
               <w:t xml:space="preserve">IPv4 (0x0800)</w:t>
             </w:r>
@@ -2326,34 +1681,21 @@
         <w:pStyle w:val="BodyText"/>
       </w:pPr>
       <w:r>
-        <w:rPr>
-          <w:lang w:val="es-ES"/>
-        </w:rPr>
         <w:t xml:space="preserve">El EtherType</w:t>
       </w:r>
       <w:r>
-        <w:rPr>
-          <w:lang w:val="es-ES"/>
-        </w:rPr>
         <w:t xml:space="preserve"> </w:t>
       </w:r>
       <w:r>
         <w:rPr>
           <w:rStyle w:val="VerbatimChar"/>
-          <w:lang w:val="es-ES"/>
         </w:rPr>
         <w:t xml:space="preserve">0x0800</w:t>
       </w:r>
       <w:r>
-        <w:rPr>
-          <w:lang w:val="es-ES"/>
-        </w:rPr>
-        <w:t xml:space="preserve"> </w:t>
-      </w:r>
-      <w:r>
-        <w:rPr>
-          <w:lang w:val="es-ES"/>
-        </w:rPr>
+        <w:t xml:space="preserve"> </w:t>
+      </w:r>
+      <w:r>
         <w:t xml:space="preserve">es el que ya viste en la trama Ethernet de la UD2: el payload de esa trama es un paquete IPv4.</w:t>
       </w:r>
     </w:p>
@@ -2371,9 +1713,6 @@
         <w:pStyle w:val="Heading2"/>
       </w:pPr>
       <w:r>
-        <w:rPr>
-          <w:lang w:val="es-ES"/>
-        </w:rPr>
         <w:t xml:space="preserve">7. Wireshark: ¿dónde está el ARP?</w:t>
       </w:r>
     </w:p>
@@ -2385,7 +1724,6 @@
         <w:rPr>
           <w:b/>
           <w:bCs/>
-          <w:lang w:val="es-ES"/>
         </w:rPr>
         <w:t xml:space="preserve">Solución:</w:t>
       </w:r>
@@ -2399,28 +1737,18 @@
         </w:numPr>
       </w:pPr>
       <w:r>
-        <w:rPr>
-          <w:lang w:val="es-ES"/>
-        </w:rPr>
         <w:t xml:space="preserve">En la misma captura, filtra</w:t>
       </w:r>
       <w:r>
-        <w:rPr>
-          <w:lang w:val="es-ES"/>
-        </w:rPr>
         <w:t xml:space="preserve"> </w:t>
       </w:r>
       <w:r>
         <w:rPr>
           <w:rStyle w:val="VerbatimChar"/>
-          <w:lang w:val="es-ES"/>
         </w:rPr>
         <w:t xml:space="preserve">arp</w:t>
       </w:r>
       <w:r>
-        <w:rPr>
-          <w:lang w:val="es-ES"/>
-        </w:rPr>
         <w:t xml:space="preserve">.</w:t>
       </w:r>
     </w:p>
@@ -2433,34 +1761,21 @@
         </w:numPr>
       </w:pPr>
       <w:r>
-        <w:rPr>
-          <w:lang w:val="es-ES"/>
-        </w:rPr>
         <w:t xml:space="preserve">Justo antes del primer</w:t>
       </w:r>
       <w:r>
-        <w:rPr>
-          <w:lang w:val="es-ES"/>
-        </w:rPr>
         <w:t xml:space="preserve"> </w:t>
       </w:r>
       <w:r>
         <w:rPr>
           <w:rStyle w:val="VerbatimChar"/>
-          <w:lang w:val="es-ES"/>
         </w:rPr>
         <w:t xml:space="preserve">ping</w:t>
       </w:r>
       <w:r>
-        <w:rPr>
-          <w:lang w:val="es-ES"/>
-        </w:rPr>
-        <w:t xml:space="preserve"> </w:t>
-      </w:r>
-      <w:r>
-        <w:rPr>
-          <w:lang w:val="es-ES"/>
-        </w:rPr>
+        <w:t xml:space="preserve"> </w:t>
+      </w:r>
+      <w:r>
         <w:t xml:space="preserve">exitoso deberías ver:</w:t>
       </w:r>
     </w:p>
@@ -2471,7 +1786,6 @@
       <w:r>
         <w:rPr>
           <w:rStyle w:val="VerbatimChar"/>
-          <w:lang w:val="es-ES"/>
         </w:rPr>
         <w:t xml:space="preserve">Who has 192.168.1.11? Tell 192.168.1.10   (request, EtherType 0x0806)</w:t>
       </w:r>
@@ -2481,7 +1795,6 @@
       <w:r>
         <w:rPr>
           <w:rStyle w:val="VerbatimChar"/>
-          <w:lang w:val="es-ES"/>
         </w:rPr>
         <w:t xml:space="preserve">192.168.1.11 is at 00:xx:xx:xx:xx:xx       (reply)</w:t>
       </w:r>
@@ -2494,20 +1807,13 @@
         <w:rPr>
           <w:b/>
           <w:bCs/>
-          <w:lang w:val="es-ES"/>
         </w:rPr>
         <w:t xml:space="preserve">Interpretación:</w:t>
       </w:r>
       <w:r>
-        <w:rPr>
-          <w:lang w:val="es-ES"/>
-        </w:rPr>
-        <w:t xml:space="preserve"> </w:t>
-      </w:r>
-      <w:r>
-        <w:rPr>
-          <w:lang w:val="es-ES"/>
-        </w:rPr>
+        <w:t xml:space="preserve"> </w:t>
+      </w:r>
+      <w:r>
         <w:t xml:space="preserve">la PC no sabe la MAC del destino → manda ARP en broadcast → la respuesta mete la MAC en la caché ARP → los pings siguientes salen sin volver a preguntar. Si el primer ping da 1 perdido y el resto va, casi siempre es este proceso.</w:t>
       </w:r>
     </w:p>
@@ -2525,9 +1831,6 @@
         <w:pStyle w:val="Heading2"/>
       </w:pPr>
       <w:r>
-        <w:rPr>
-          <w:lang w:val="es-ES"/>
-        </w:rPr>
         <w:t xml:space="preserve">8. Hub o switch: dominio de colisión</w:t>
       </w:r>
     </w:p>
@@ -2539,7 +1842,6 @@
         <w:rPr>
           <w:b/>
           <w:bCs/>
-          <w:lang w:val="es-ES"/>
         </w:rPr>
         <w:t xml:space="preserve">Solución:</w:t>
       </w:r>
@@ -2556,46 +1858,29 @@
         <w:rPr>
           <w:b/>
           <w:bCs/>
-          <w:lang w:val="es-ES"/>
         </w:rPr>
         <w:t xml:space="preserve">Topología A:</w:t>
       </w:r>
       <w:r>
-        <w:rPr>
-          <w:lang w:val="es-ES"/>
-        </w:rPr>
-        <w:t xml:space="preserve"> </w:t>
-      </w:r>
-      <w:r>
-        <w:rPr>
-          <w:lang w:val="es-ES"/>
-        </w:rPr>
+        <w:t xml:space="preserve"> </w:t>
+      </w:r>
+      <w:r>
         <w:t xml:space="preserve">3 PCs + un</w:t>
       </w:r>
       <w:r>
-        <w:rPr>
-          <w:lang w:val="es-ES"/>
-        </w:rPr>
-        <w:t xml:space="preserve"> </w:t>
-      </w:r>
-      <w:r>
-        <w:rPr>
-          <w:b/>
-          <w:bCs/>
-          <w:lang w:val="es-ES"/>
+        <w:t xml:space="preserve"> </w:t>
+      </w:r>
+      <w:r>
+        <w:rPr>
+          <w:b/>
+          <w:bCs/>
         </w:rPr>
         <w:t xml:space="preserve">Hub</w:t>
       </w:r>
       <w:r>
-        <w:rPr>
-          <w:lang w:val="es-ES"/>
-        </w:rPr>
-        <w:t xml:space="preserve"> </w:t>
-      </w:r>
-      <w:r>
-        <w:rPr>
-          <w:lang w:val="es-ES"/>
-        </w:rPr>
+        <w:t xml:space="preserve"> </w:t>
+      </w:r>
+      <w:r>
         <w:t xml:space="preserve">(repetidor de capa 1).</w:t>
       </w:r>
     </w:p>
@@ -2611,40 +1896,26 @@
         <w:rPr>
           <w:b/>
           <w:bCs/>
-          <w:lang w:val="es-ES"/>
         </w:rPr>
         <w:t xml:space="preserve">Topología B:</w:t>
       </w:r>
       <w:r>
-        <w:rPr>
-          <w:lang w:val="es-ES"/>
-        </w:rPr>
-        <w:t xml:space="preserve"> </w:t>
-      </w:r>
-      <w:r>
-        <w:rPr>
-          <w:lang w:val="es-ES"/>
-        </w:rPr>
+        <w:t xml:space="preserve"> </w:t>
+      </w:r>
+      <w:r>
         <w:t xml:space="preserve">3 PCs + un</w:t>
       </w:r>
       <w:r>
-        <w:rPr>
-          <w:lang w:val="es-ES"/>
-        </w:rPr>
-        <w:t xml:space="preserve"> </w:t>
-      </w:r>
-      <w:r>
-        <w:rPr>
-          <w:b/>
-          <w:bCs/>
-          <w:lang w:val="es-ES"/>
+        <w:t xml:space="preserve"> </w:t>
+      </w:r>
+      <w:r>
+        <w:rPr>
+          <w:b/>
+          <w:bCs/>
         </w:rPr>
         <w:t xml:space="preserve">Switch</w:t>
       </w:r>
       <w:r>
-        <w:rPr>
-          <w:lang w:val="es-ES"/>
-        </w:rPr>
         <w:t xml:space="preserve">.</w:t>
       </w:r>
     </w:p>
@@ -2657,35 +1928,22 @@
         </w:numPr>
       </w:pPr>
       <w:r>
-        <w:rPr>
-          <w:lang w:val="es-ES"/>
-        </w:rPr>
         <w:t xml:space="preserve">Desde PC-A, haz ping a PC-B y observa con</w:t>
       </w:r>
       <w:r>
-        <w:rPr>
-          <w:lang w:val="es-ES"/>
-        </w:rPr>
         <w:t xml:space="preserve"> </w:t>
       </w:r>
       <w:r>
         <w:rPr>
           <w:i/>
           <w:iCs/>
-          <w:lang w:val="es-ES"/>
         </w:rPr>
         <w:t xml:space="preserve">Simulation</w:t>
       </w:r>
       <w:r>
-        <w:rPr>
-          <w:lang w:val="es-ES"/>
-        </w:rPr>
-        <w:t xml:space="preserve"> </w:t>
-      </w:r>
-      <w:r>
-        <w:rPr>
-          <w:lang w:val="es-ES"/>
-        </w:rPr>
+        <w:t xml:space="preserve"> </w:t>
+      </w:r>
+      <w:r>
         <w:t xml:space="preserve">o captura a quién llega cada trama.</w:t>
       </w:r>
     </w:p>
@@ -2697,7 +1955,6 @@
         <w:rPr>
           <w:b/>
           <w:bCs/>
-          <w:lang w:val="es-ES"/>
         </w:rPr>
         <w:t xml:space="preserve">Esperado:</w:t>
       </w:r>
@@ -2733,9 +1990,6 @@
               <w:pStyle w:val="Compact"/>
             </w:pPr>
             <w:r>
-              <w:rPr>
-                <w:lang w:val="es-ES"/>
-              </w:rPr>
               <w:t xml:space="preserve">Hub</w:t>
             </w:r>
           </w:p>
@@ -2747,9 +2001,6 @@
               <w:pStyle w:val="Compact"/>
             </w:pPr>
             <w:r>
-              <w:rPr>
-                <w:lang w:val="es-ES"/>
-              </w:rPr>
               <w:t xml:space="preserve">Switch</w:t>
             </w:r>
           </w:p>
@@ -2763,9 +2014,6 @@
               <w:pStyle w:val="Compact"/>
             </w:pPr>
             <w:r>
-              <w:rPr>
-                <w:lang w:val="es-ES"/>
-              </w:rPr>
               <w:t xml:space="preserve">Trama de PC-A</w:t>
             </w:r>
           </w:p>
@@ -2777,35 +2025,22 @@
               <w:pStyle w:val="Compact"/>
             </w:pPr>
             <w:r>
-              <w:rPr>
-                <w:lang w:val="es-ES"/>
-              </w:rPr>
               <w:t xml:space="preserve">Sale por</w:t>
             </w:r>
             <w:r>
-              <w:rPr>
-                <w:lang w:val="es-ES"/>
-              </w:rPr>
               <w:t xml:space="preserve"> </w:t>
             </w:r>
             <w:r>
               <w:rPr>
                 <w:b/>
                 <w:bCs/>
-                <w:lang w:val="es-ES"/>
               </w:rPr>
               <w:t xml:space="preserve">todos</w:t>
             </w:r>
             <w:r>
-              <w:rPr>
-                <w:lang w:val="es-ES"/>
-              </w:rPr>
               <w:t xml:space="preserve"> </w:t>
             </w:r>
             <w:r>
-              <w:rPr>
-                <w:lang w:val="es-ES"/>
-              </w:rPr>
               <w:t xml:space="preserve">los puertos</w:t>
             </w:r>
           </w:p>
@@ -2817,22 +2052,15 @@
               <w:pStyle w:val="Compact"/>
             </w:pPr>
             <w:r>
-              <w:rPr>
-                <w:lang w:val="es-ES"/>
-              </w:rPr>
               <w:t xml:space="preserve">Solo al</w:t>
             </w:r>
             <w:r>
-              <w:rPr>
-                <w:lang w:val="es-ES"/>
-              </w:rPr>
               <w:t xml:space="preserve"> </w:t>
             </w:r>
             <w:r>
               <w:rPr>
                 <w:b/>
                 <w:bCs/>
-                <w:lang w:val="es-ES"/>
               </w:rPr>
               <w:t xml:space="preserve">puerto de PC-B</w:t>
             </w:r>
@@ -2847,9 +2075,6 @@
               <w:pStyle w:val="Compact"/>
             </w:pPr>
             <w:r>
-              <w:rPr>
-                <w:lang w:val="es-ES"/>
-              </w:rPr>
               <w:t xml:space="preserve">Dominio de colisión</w:t>
             </w:r>
           </w:p>
@@ -2861,9 +2086,6 @@
               <w:pStyle w:val="Compact"/>
             </w:pPr>
             <w:r>
-              <w:rPr>
-                <w:lang w:val="es-ES"/>
-              </w:rPr>
               <w:t xml:space="preserve">Uno grande para el hub</w:t>
             </w:r>
           </w:p>
@@ -2878,20 +2100,13 @@
               <w:rPr>
                 <w:b/>
                 <w:bCs/>
-                <w:lang w:val="es-ES"/>
               </w:rPr>
               <w:t xml:space="preserve">1 por puerto</w:t>
             </w:r>
             <w:r>
-              <w:rPr>
-                <w:lang w:val="es-ES"/>
-              </w:rPr>
               <w:t xml:space="preserve"> </w:t>
             </w:r>
             <w:r>
-              <w:rPr>
-                <w:lang w:val="es-ES"/>
-              </w:rPr>
               <w:t xml:space="preserve">(switch = N dominios)</w:t>
             </w:r>
           </w:p>
@@ -2905,9 +2120,6 @@
               <w:pStyle w:val="Compact"/>
             </w:pPr>
             <w:r>
-              <w:rPr>
-                <w:lang w:val="es-ES"/>
-              </w:rPr>
               <w:t xml:space="preserve">Broadcast</w:t>
             </w:r>
           </w:p>
@@ -2919,9 +2131,6 @@
               <w:pStyle w:val="Compact"/>
             </w:pPr>
             <w:r>
-              <w:rPr>
-                <w:lang w:val="es-ES"/>
-              </w:rPr>
               <w:t xml:space="preserve">A todos</w:t>
             </w:r>
           </w:p>
@@ -2933,9 +2142,6 @@
               <w:pStyle w:val="Compact"/>
             </w:pPr>
             <w:r>
-              <w:rPr>
-                <w:lang w:val="es-ES"/>
-              </w:rPr>
               <w:t xml:space="preserve">A todos (mismo dominio de broadcast salvo VLAN)</w:t>
             </w:r>
           </w:p>
@@ -2950,46 +2156,29 @@
         <w:rPr>
           <w:b/>
           <w:bCs/>
-          <w:lang w:val="es-ES"/>
         </w:rPr>
         <w:t xml:space="preserve">Frase:</w:t>
       </w:r>
       <w:r>
-        <w:rPr>
-          <w:lang w:val="es-ES"/>
-        </w:rPr>
-        <w:t xml:space="preserve"> </w:t>
-      </w:r>
-      <w:r>
-        <w:rPr>
-          <w:lang w:val="es-ES"/>
-        </w:rPr>
+        <w:t xml:space="preserve"> </w:t>
+      </w:r>
+      <w:r>
         <w:t xml:space="preserve">el hub es</w:t>
       </w:r>
       <w:r>
-        <w:rPr>
-          <w:lang w:val="es-ES"/>
-        </w:rPr>
         <w:t xml:space="preserve"> </w:t>
       </w:r>
       <w:r>
         <w:rPr>
           <w:i/>
           <w:iCs/>
-          <w:lang w:val="es-ES"/>
         </w:rPr>
         <w:t xml:space="preserve">mira todos</w:t>
       </w:r>
       <w:r>
-        <w:rPr>
-          <w:lang w:val="es-ES"/>
-        </w:rPr>
-        <w:t xml:space="preserve"> </w:t>
-      </w:r>
-      <w:r>
-        <w:rPr>
-          <w:lang w:val="es-ES"/>
-        </w:rPr>
+        <w:t xml:space="preserve"> </w:t>
+      </w:r>
+      <w:r>
         <w:t xml:space="preserve">(capa 1 pura); el switch aprende MACs y solo inunda cuando no sabe el destino (o es broadcast).</w:t>
       </w:r>
     </w:p>
@@ -3007,9 +2196,6 @@
         <w:pStyle w:val="Heading2"/>
       </w:pPr>
       <w:r>
-        <w:rPr>
-          <w:lang w:val="es-ES"/>
-        </w:rPr>
         <w:t xml:space="preserve">📋 Criterios de esta práctica</w:t>
       </w:r>
     </w:p>
@@ -3035,9 +2221,6 @@
               <w:pStyle w:val="Compact"/>
             </w:pPr>
             <w:r>
-              <w:rPr>
-                <w:lang w:val="es-ES"/>
-              </w:rPr>
               <w:t xml:space="preserve">Ejercicio</w:t>
             </w:r>
           </w:p>
@@ -3049,9 +2232,6 @@
               <w:pStyle w:val="Compact"/>
             </w:pPr>
             <w:r>
-              <w:rPr>
-                <w:lang w:val="es-ES"/>
-              </w:rPr>
               <w:t xml:space="preserve">Concepto UD2</w:t>
             </w:r>
           </w:p>
@@ -3063,9 +2243,6 @@
               <w:pStyle w:val="Compact"/>
             </w:pPr>
             <w:r>
-              <w:rPr>
-                <w:lang w:val="es-ES"/>
-              </w:rPr>
               <w:t xml:space="preserve">Capa</w:t>
             </w:r>
           </w:p>
@@ -3079,9 +2256,6 @@
               <w:pStyle w:val="Compact"/>
             </w:pPr>
             <w:r>
-              <w:rPr>
-                <w:lang w:val="es-ES"/>
-              </w:rPr>
               <w:t xml:space="preserve">1–2</w:t>
             </w:r>
           </w:p>
@@ -3093,9 +2267,6 @@
               <w:pStyle w:val="Compact"/>
             </w:pPr>
             <w:r>
-              <w:rPr>
-                <w:lang w:val="es-ES"/>
-              </w:rPr>
               <w:t xml:space="preserve">Cables directo/cruzado, montaje</w:t>
             </w:r>
           </w:p>
@@ -3107,9 +2278,6 @@
               <w:pStyle w:val="Compact"/>
             </w:pPr>
             <w:r>
-              <w:rPr>
-                <w:lang w:val="es-ES"/>
-              </w:rPr>
               <w:t xml:space="preserve">1</w:t>
             </w:r>
           </w:p>
@@ -3123,9 +2291,6 @@
               <w:pStyle w:val="Compact"/>
             </w:pPr>
             <w:r>
-              <w:rPr>
-                <w:lang w:val="es-ES"/>
-              </w:rPr>
               <w:t xml:space="preserve">3</w:t>
             </w:r>
           </w:p>
@@ -3137,9 +2302,6 @@
               <w:pStyle w:val="Compact"/>
             </w:pPr>
             <w:r>
-              <w:rPr>
-                <w:lang w:val="es-ES"/>
-              </w:rPr>
               <w:t xml:space="preserve">Tabla MAC, switches</w:t>
             </w:r>
           </w:p>
@@ -3151,9 +2313,6 @@
               <w:pStyle w:val="Compact"/>
             </w:pPr>
             <w:r>
-              <w:rPr>
-                <w:lang w:val="es-ES"/>
-              </w:rPr>
               <w:t xml:space="preserve">2</w:t>
             </w:r>
           </w:p>
@@ -3167,9 +2326,6 @@
               <w:pStyle w:val="Compact"/>
             </w:pPr>
             <w:r>
-              <w:rPr>
-                <w:lang w:val="es-ES"/>
-              </w:rPr>
               <w:t xml:space="preserve">4</w:t>
             </w:r>
           </w:p>
@@ -3181,9 +2337,6 @@
               <w:pStyle w:val="Compact"/>
             </w:pPr>
             <w:r>
-              <w:rPr>
-                <w:lang w:val="es-ES"/>
-              </w:rPr>
               <w:t xml:space="preserve">Diagnóstico de fallo físico</w:t>
             </w:r>
           </w:p>
@@ -3195,9 +2348,6 @@
               <w:pStyle w:val="Compact"/>
             </w:pPr>
             <w:r>
-              <w:rPr>
-                <w:lang w:val="es-ES"/>
-              </w:rPr>
               <w:t xml:space="preserve">1 / OSI</w:t>
             </w:r>
           </w:p>
@@ -3211,9 +2361,6 @@
               <w:pStyle w:val="Compact"/>
             </w:pPr>
             <w:r>
-              <w:rPr>
-                <w:lang w:val="es-ES"/>
-              </w:rPr>
               <w:t xml:space="preserve">5</w:t>
             </w:r>
           </w:p>
@@ -3225,9 +2372,6 @@
               <w:pStyle w:val="Compact"/>
             </w:pPr>
             <w:r>
-              <w:rPr>
-                <w:lang w:val="es-ES"/>
-              </w:rPr>
               <w:t xml:space="preserve">Simulation mode, flujo de la trama</w:t>
             </w:r>
           </w:p>
@@ -3239,9 +2383,6 @@
               <w:pStyle w:val="Compact"/>
             </w:pPr>
             <w:r>
-              <w:rPr>
-                <w:lang w:val="es-ES"/>
-              </w:rPr>
               <w:t xml:space="preserve">1–2</w:t>
             </w:r>
           </w:p>
@@ -3255,9 +2396,6 @@
               <w:pStyle w:val="Compact"/>
             </w:pPr>
             <w:r>
-              <w:rPr>
-                <w:lang w:val="es-ES"/>
-              </w:rPr>
               <w:t xml:space="preserve">6–7</w:t>
             </w:r>
           </w:p>
@@ -3269,9 +2407,6 @@
               <w:pStyle w:val="Compact"/>
             </w:pPr>
             <w:r>
-              <w:rPr>
-                <w:lang w:val="es-ES"/>
-              </w:rPr>
               <w:t xml:space="preserve">EtherType, MACs, ARP (aporte a UD3)</w:t>
             </w:r>
           </w:p>
@@ -3283,9 +2418,6 @@
               <w:pStyle w:val="Compact"/>
             </w:pPr>
             <w:r>
-              <w:rPr>
-                <w:lang w:val="es-ES"/>
-              </w:rPr>
               <w:t xml:space="preserve">2</w:t>
             </w:r>
           </w:p>
@@ -3299,9 +2431,6 @@
               <w:pStyle w:val="Compact"/>
             </w:pPr>
             <w:r>
-              <w:rPr>
-                <w:lang w:val="es-ES"/>
-              </w:rPr>
               <w:t xml:space="preserve">8</w:t>
             </w:r>
           </w:p>
@@ -3313,9 +2442,6 @@
               <w:pStyle w:val="Compact"/>
             </w:pPr>
             <w:r>
-              <w:rPr>
-                <w:lang w:val="es-ES"/>
-              </w:rPr>
               <w:t xml:space="preserve">Hub vs switch</w:t>
             </w:r>
           </w:p>
@@ -3327,9 +2453,6 @@
               <w:pStyle w:val="Compact"/>
             </w:pPr>
             <w:r>
-              <w:rPr>
-                <w:lang w:val="es-ES"/>
-              </w:rPr>
               <w:t xml:space="preserve">1–2</w:t>
             </w:r>
           </w:p>
@@ -3348,63 +2471,42 @@
         <w:pStyle w:val="FirstParagraph"/>
       </w:pPr>
       <w:r>
-        <w:rPr>
-          <w:lang w:val="es-ES"/>
-        </w:rPr>
         <w:t xml:space="preserve">📚</w:t>
       </w:r>
       <w:r>
-        <w:rPr>
-          <w:lang w:val="es-ES"/>
-        </w:rPr>
         <w:t xml:space="preserve"> </w:t>
       </w:r>
       <w:hyperlink r:id="rId19">
         <w:r>
           <w:rPr>
             <w:rStyle w:val="Hyperlink"/>
-            <w:lang w:val="es-ES"/>
           </w:rPr>
           <w:t xml:space="preserve">Volver al índice de la unidad</w:t>
         </w:r>
       </w:hyperlink>
       <w:r>
-        <w:rPr>
-          <w:lang w:val="es-ES"/>
-        </w:rPr>
-        <w:t xml:space="preserve"> </w:t>
-      </w:r>
-      <w:r>
-        <w:rPr>
-          <w:lang w:val="es-ES"/>
-        </w:rPr>
+        <w:t xml:space="preserve"> </w:t>
+      </w:r>
+      <w:r>
         <w:t xml:space="preserve">·</w:t>
       </w:r>
       <w:r>
-        <w:rPr>
-          <w:lang w:val="es-ES"/>
-        </w:rPr>
-        <w:t xml:space="preserve"> </w:t>
-      </w:r>
-      <w:r>
-        <w:rPr>
-          <w:b/>
-          <w:bCs/>
-          <w:lang w:val="es-ES"/>
+        <w:t xml:space="preserve"> </w:t>
+      </w:r>
+      <w:r>
+        <w:rPr>
+          <w:b/>
+          <w:bCs/>
         </w:rPr>
         <w:t xml:space="preserve">También:</w:t>
       </w:r>
       <w:r>
-        <w:rPr>
-          <w:lang w:val="es-ES"/>
-        </w:rPr>
         <w:t xml:space="preserve"> </w:t>
       </w:r>
       <w:hyperlink r:id="rId10">
         <w:r>
           <w:rPr>
             <w:rStyle w:val="Hyperlink"/>
-            <w:lang w:val="es-ES"/>
           </w:rPr>
           <w:t xml:space="preserve">Por resolver</w:t>
         </w:r>

--- a/docx/02-ethernet-cableado/boletin-U02-packettracer-resuelto.docx
+++ b/docx/02-ethernet-cableado/boletin-U02-packettracer-resuelto.docx
@@ -28,23 +28,23 @@
         </w:p>
       </w:sdtContent>
     </w:sdt>
-    <w:bookmarkStart w:id="9" w:name="boletín-ud2-packet-tracer-resuelto"/>
+    <w:bookmarkStart w:id="9" w:name="Xb9a381fcfa8b5db1a8f3ae7896b07f7775b65af"/>
     <w:p>
       <w:pPr>
         <w:pStyle w:val="Heading1"/>
       </w:pPr>
       <w:r>
-        <w:t xml:space="preserve">Boletín UD2 — Packet Tracer resuelto</w:t>
+        <w:t xml:space="preserve">Boletín de Ethernet y cableado — Packet Tracer resuelto</w:t>
       </w:r>
     </w:p>
     <w:bookmarkEnd w:id="9"/>
-    <w:bookmarkStart w:id="21" w:name="boletín-ud2-packet-tracer-resuelto-1"/>
+    <w:bookmarkStart w:id="21" w:name="Xb4728bdd5debb2ff03c1f7ae62b359010a4299d"/>
     <w:p>
       <w:pPr>
         <w:pStyle w:val="Heading1"/>
       </w:pPr>
       <w:r>
-        <w:t xml:space="preserve">✅ Boletín UD2 — Packet Tracer resuelto</w:t>
+        <w:t xml:space="preserve">✅ Boletín de Ethernet y cableado — Packet Tracer resuelto</w:t>
       </w:r>
     </w:p>
     <w:p>
@@ -1696,7 +1696,7 @@
         <w:t xml:space="preserve"> </w:t>
       </w:r>
       <w:r>
-        <w:t xml:space="preserve">es el que ya viste en la trama Ethernet de la UD2: el payload de esa trama es un paquete IPv4.</w:t>
+        <w:t xml:space="preserve">es el que ya viste en la trama Ethernet de esta unidad: el payload de esa trama es un paquete IPv4.</w:t>
       </w:r>
     </w:p>
     <w:p>
@@ -2232,7 +2232,7 @@
               <w:pStyle w:val="Compact"/>
             </w:pPr>
             <w:r>
-              <w:t xml:space="preserve">Concepto UD2</w:t>
+              <w:t xml:space="preserve">Concepto</w:t>
             </w:r>
           </w:p>
         </w:tc>
@@ -2407,7 +2407,7 @@
               <w:pStyle w:val="Compact"/>
             </w:pPr>
             <w:r>
-              <w:t xml:space="preserve">EtherType, MACs, ARP (aporte a UD3)</w:t>
+              <w:t xml:space="preserve">EtherType, MACs, ARP (aporte a la unidad siguiente)</w:t>
             </w:r>
           </w:p>
         </w:tc>

--- a/docx/02-ethernet-cableado/boletin-U02-packettracer-resuelto.docx
+++ b/docx/02-ethernet-cableado/boletin-U02-packettracer-resuelto.docx
@@ -857,7 +857,7 @@
         <w:rPr>
           <w:rStyle w:val="VerbatimChar"/>
         </w:rPr>
-        <w:t xml:space="preserve">   1    00D0.xxxx.xxA     DYNAMIC     Fa0/1</w:t>
+        <w:t xml:space="preserve">   1    00D0.aaaa.bbbb    DYNAMIC     Fa0/1</w:t>
       </w:r>
       <w:r>
         <w:br/>
@@ -866,7 +866,7 @@
         <w:rPr>
           <w:rStyle w:val="VerbatimChar"/>
         </w:rPr>
-        <w:t xml:space="preserve">   1    00D0.xxxx.xxB     DYNAMIC     Fa0/2</w:t>
+        <w:t xml:space="preserve">   1    00D0.aaaa.cccc    DYNAMIC     Fa0/2</w:t>
       </w:r>
     </w:p>
     <w:p>
@@ -985,7 +985,7 @@
         <w:rPr>
           <w:rStyle w:val="VerbatimChar"/>
         </w:rPr>
-        <w:t xml:space="preserve">ping 192.168.1.11</w:t>
+        <w:t xml:space="preserve">ping 192.168.1.12</w:t>
       </w:r>
       <w:r>
         <w:t xml:space="preserve"> </w:t>
@@ -1323,7 +1323,35 @@
         </w:numPr>
       </w:pPr>
       <w:r>
-        <w:t xml:space="preserve">PC0 encapsula ICMP en</w:t>
+        <w:t xml:space="preserve">Si no hay caché ARP, PC0 manda primero un</w:t>
+      </w:r>
+      <w:r>
+        <w:t xml:space="preserve"> </w:t>
+      </w:r>
+      <w:r>
+        <w:rPr>
+          <w:b/>
+          <w:bCs/>
+        </w:rPr>
+        <w:t xml:space="preserve">ARP request</w:t>
+      </w:r>
+      <w:r>
+        <w:t xml:space="preserve"> </w:t>
+      </w:r>
+      <w:r>
+        <w:t xml:space="preserve">en broadcast (EtherType</w:t>
+      </w:r>
+      <w:r>
+        <w:t xml:space="preserve"> </w:t>
+      </w:r>
+      <w:r>
+        <w:rPr>
+          <w:rStyle w:val="VerbatimChar"/>
+        </w:rPr>
+        <w:t xml:space="preserve">0x0806</w:t>
+      </w:r>
+      <w:r>
+        <w:t xml:space="preserve">) para resolver la MAC de PC1. Después, PC0 encapsula ICMP en</w:t>
       </w:r>
       <w:r>
         <w:t xml:space="preserve"> </w:t>
@@ -1336,7 +1364,23 @@
         <w:t xml:space="preserve">Ethernet</w:t>
       </w:r>
       <w:r>
-        <w:t xml:space="preserve">: origen MAC de PC0, destino MAC del switch (broadcast ARP antes, si no hay cache).</w:t>
+        <w:t xml:space="preserve">: origen MAC de PC0, destino MAC de</w:t>
+      </w:r>
+      <w:r>
+        <w:t xml:space="preserve"> </w:t>
+      </w:r>
+      <w:r>
+        <w:rPr>
+          <w:b/>
+          <w:bCs/>
+        </w:rPr>
+        <w:t xml:space="preserve">PC1</w:t>
+      </w:r>
+      <w:r>
+        <w:t xml:space="preserve"> </w:t>
+      </w:r>
+      <w:r>
+        <w:t xml:space="preserve">(el switch es transparente: la trama no lleva su MAC).</w:t>
       </w:r>
     </w:p>
     <w:p>
@@ -1541,7 +1585,8 @@
     <w:tbl>
       <w:tblPr>
         <w:tblStyle w:val="Table"/>
-        <w:tblW w:type="auto" w:w="0"/>
+        <w:tblW w:type="pct" w:w="5000"/>
+        <w:tblLayout w:type="fixed"/>
         <w:tblLook w:firstRow="1" w:lastRow="0" w:firstColumn="0" w:lastColumn="0" w:noHBand="0" w:noVBand="0" w:val="0020"/>
       </w:tblPr>
       <w:tblGrid>
@@ -1609,7 +1654,22 @@
               <w:t xml:space="preserve"> </w:t>
             </w:r>
             <w:r>
-              <w:t xml:space="preserve">(o del switch en el 1er salto)</w:t>
+              <w:t xml:space="preserve">(o broadcast</w:t>
+            </w:r>
+            <w:r>
+              <w:t xml:space="preserve"> </w:t>
+            </w:r>
+            <w:r>
+              <w:rPr>
+                <w:rStyle w:val="VerbatimChar"/>
+              </w:rPr>
+              <w:t xml:space="preserve">FF:FF:FF:FF:FF:FF</w:t>
+            </w:r>
+            <w:r>
+              <w:t xml:space="preserve"> </w:t>
+            </w:r>
+            <w:r>
+              <w:t xml:space="preserve">si capturaste el ARP previo)</w:t>
             </w:r>
           </w:p>
         </w:tc>
